--- a/P1/TI.1.2. PAO202651_SOAP_DOTNET_SINBDD_NRC_36883_GR07/01. UML/01. ERS/ERS_SOAP_DOTNET_SINBDD_GR07.docx
+++ b/P1/TI.1.2. PAO202651_SOAP_DOTNET_SINBDD_NRC_36883_GR07/01. UML/01. ERS/ERS_SOAP_DOTNET_SINBDD_GR07.docx
@@ -322,7 +322,7 @@
                                 <w:szCs w:val="28"/>
                                 <w:lang w:eastAsia="es-EC"/>
                               </w:rPr>
-                              <w:t>14/10/2026</w:t>
+                              <w:t>27/10/2026</w:t>
                             </w:r>
                             <w:r>
                               <w:rPr>
@@ -614,7 +614,7 @@
                           <w:szCs w:val="28"/>
                           <w:lang w:eastAsia="es-EC"/>
                         </w:rPr>
-                        <w:t>14/10/2026</w:t>
+                        <w:t>27/10/2026</w:t>
                       </w:r>
                       <w:r>
                         <w:rPr>
@@ -4293,7 +4293,7 @@
       <w:pPr>
         <w:pStyle w:val="Ttulo1"/>
       </w:pPr>
-      <w:bookmarkStart w:id="0" w:name="_Toc242892433"/>
+      <w:bookmarkStart w:id="0" w:name="_Toc243988517"/>
       <w:r>
         <w:lastRenderedPageBreak/>
         <w:t xml:space="preserve">ESPECIFICACIÓN DE </w:t>
@@ -4346,7 +4346,7 @@
           <w:r>
             <w:fldChar w:fldCharType="separate"/>
           </w:r>
-          <w:hyperlink w:anchor="_Toc242892433" w:history="1">
+          <w:hyperlink w:anchor="_Toc243988517" w:history="1">
             <w:r>
               <w:rPr>
                 <w:rStyle w:val="Hipervnculo"/>
@@ -4373,7 +4373,7 @@
                 <w:noProof/>
                 <w:webHidden/>
               </w:rPr>
-              <w:instrText xml:space="preserve"> PAGEREF _Toc242892433 \h </w:instrText>
+              <w:instrText xml:space="preserve"> PAGEREF _Toc243988517 \h </w:instrText>
             </w:r>
             <w:r>
               <w:rPr>
@@ -4418,7 +4418,7 @@
               <w:lang w:val="es-MX" w:eastAsia="es-MX"/>
             </w:rPr>
           </w:pPr>
-          <w:hyperlink w:anchor="_Toc242892434" w:history="1">
+          <w:hyperlink w:anchor="_Toc243988518" w:history="1">
             <w:r>
               <w:rPr>
                 <w:rStyle w:val="Hipervnculo"/>
@@ -4461,7 +4461,7 @@
                 <w:noProof/>
                 <w:webHidden/>
               </w:rPr>
-              <w:instrText xml:space="preserve"> PAGEREF _Toc242892434 \h </w:instrText>
+              <w:instrText xml:space="preserve"> PAGEREF _Toc243988518 \h </w:instrText>
             </w:r>
             <w:r>
               <w:rPr>
@@ -4481,7 +4481,7 @@
                 <w:noProof/>
                 <w:webHidden/>
               </w:rPr>
-              <w:t>7</w:t>
+              <w:t>5</w:t>
             </w:r>
             <w:r>
               <w:rPr>
@@ -4506,7 +4506,7 @@
               <w:lang w:val="es-MX" w:eastAsia="es-MX"/>
             </w:rPr>
           </w:pPr>
-          <w:hyperlink w:anchor="_Toc242892435" w:history="1">
+          <w:hyperlink w:anchor="_Toc243988519" w:history="1">
             <w:r>
               <w:rPr>
                 <w:rStyle w:val="Hipervnculo"/>
@@ -4549,7 +4549,7 @@
                 <w:noProof/>
                 <w:webHidden/>
               </w:rPr>
-              <w:instrText xml:space="preserve"> PAGEREF _Toc242892435 \h </w:instrText>
+              <w:instrText xml:space="preserve"> PAGEREF _Toc243988519 \h </w:instrText>
             </w:r>
             <w:r>
               <w:rPr>
@@ -4569,7 +4569,7 @@
                 <w:noProof/>
                 <w:webHidden/>
               </w:rPr>
-              <w:t>7</w:t>
+              <w:t>5</w:t>
             </w:r>
             <w:r>
               <w:rPr>
@@ -4594,7 +4594,7 @@
               <w:lang w:val="es-MX" w:eastAsia="es-MX"/>
             </w:rPr>
           </w:pPr>
-          <w:hyperlink w:anchor="_Toc242892436" w:history="1">
+          <w:hyperlink w:anchor="_Toc243988520" w:history="1">
             <w:r>
               <w:rPr>
                 <w:rStyle w:val="Hipervnculo"/>
@@ -4637,7 +4637,7 @@
                 <w:noProof/>
                 <w:webHidden/>
               </w:rPr>
-              <w:instrText xml:space="preserve"> PAGEREF _Toc242892436 \h </w:instrText>
+              <w:instrText xml:space="preserve"> PAGEREF _Toc243988520 \h </w:instrText>
             </w:r>
             <w:r>
               <w:rPr>
@@ -4657,7 +4657,7 @@
                 <w:noProof/>
                 <w:webHidden/>
               </w:rPr>
-              <w:t>7</w:t>
+              <w:t>5</w:t>
             </w:r>
             <w:r>
               <w:rPr>
@@ -4682,7 +4682,7 @@
               <w:lang w:val="es-MX" w:eastAsia="es-MX"/>
             </w:rPr>
           </w:pPr>
-          <w:hyperlink w:anchor="_Toc242892437" w:history="1">
+          <w:hyperlink w:anchor="_Toc243988521" w:history="1">
             <w:r>
               <w:rPr>
                 <w:rStyle w:val="Hipervnculo"/>
@@ -4725,7 +4725,7 @@
                 <w:noProof/>
                 <w:webHidden/>
               </w:rPr>
-              <w:instrText xml:space="preserve"> PAGEREF _Toc242892437 \h </w:instrText>
+              <w:instrText xml:space="preserve"> PAGEREF _Toc243988521 \h </w:instrText>
             </w:r>
             <w:r>
               <w:rPr>
@@ -4745,7 +4745,7 @@
                 <w:noProof/>
                 <w:webHidden/>
               </w:rPr>
-              <w:t>9</w:t>
+              <w:t>6</w:t>
             </w:r>
             <w:r>
               <w:rPr>
@@ -4770,7 +4770,7 @@
               <w:lang w:val="es-MX" w:eastAsia="es-MX"/>
             </w:rPr>
           </w:pPr>
-          <w:hyperlink w:anchor="_Toc242892438" w:history="1">
+          <w:hyperlink w:anchor="_Toc243988522" w:history="1">
             <w:r>
               <w:rPr>
                 <w:rStyle w:val="Hipervnculo"/>
@@ -4813,7 +4813,7 @@
                 <w:noProof/>
                 <w:webHidden/>
               </w:rPr>
-              <w:instrText xml:space="preserve"> PAGEREF _Toc242892438 \h </w:instrText>
+              <w:instrText xml:space="preserve"> PAGEREF _Toc243988522 \h </w:instrText>
             </w:r>
             <w:r>
               <w:rPr>
@@ -4833,7 +4833,7 @@
                 <w:noProof/>
                 <w:webHidden/>
               </w:rPr>
-              <w:t>9</w:t>
+              <w:t>6</w:t>
             </w:r>
             <w:r>
               <w:rPr>
@@ -4858,7 +4858,7 @@
               <w:lang w:val="es-MX" w:eastAsia="es-MX"/>
             </w:rPr>
           </w:pPr>
-          <w:hyperlink w:anchor="_Toc242892439" w:history="1">
+          <w:hyperlink w:anchor="_Toc243988523" w:history="1">
             <w:r>
               <w:rPr>
                 <w:rStyle w:val="Hipervnculo"/>
@@ -4901,7 +4901,7 @@
                 <w:noProof/>
                 <w:webHidden/>
               </w:rPr>
-              <w:instrText xml:space="preserve"> PAGEREF _Toc242892439 \h </w:instrText>
+              <w:instrText xml:space="preserve"> PAGEREF _Toc243988523 \h </w:instrText>
             </w:r>
             <w:r>
               <w:rPr>
@@ -4921,7 +4921,7 @@
                 <w:noProof/>
                 <w:webHidden/>
               </w:rPr>
-              <w:t>9</w:t>
+              <w:t>7</w:t>
             </w:r>
             <w:r>
               <w:rPr>
@@ -4946,7 +4946,7 @@
               <w:lang w:val="es-MX" w:eastAsia="es-MX"/>
             </w:rPr>
           </w:pPr>
-          <w:hyperlink w:anchor="_Toc242892440" w:history="1">
+          <w:hyperlink w:anchor="_Toc243988524" w:history="1">
             <w:r>
               <w:rPr>
                 <w:rStyle w:val="Hipervnculo"/>
@@ -4989,7 +4989,7 @@
                 <w:noProof/>
                 <w:webHidden/>
               </w:rPr>
-              <w:instrText xml:space="preserve"> PAGEREF _Toc242892440 \h </w:instrText>
+              <w:instrText xml:space="preserve"> PAGEREF _Toc243988524 \h </w:instrText>
             </w:r>
             <w:r>
               <w:rPr>
@@ -5009,7 +5009,7 @@
                 <w:noProof/>
                 <w:webHidden/>
               </w:rPr>
-              <w:t>10</w:t>
+              <w:t>7</w:t>
             </w:r>
             <w:r>
               <w:rPr>
@@ -5034,7 +5034,7 @@
               <w:lang w:val="es-MX" w:eastAsia="es-MX"/>
             </w:rPr>
           </w:pPr>
-          <w:hyperlink w:anchor="_Toc242892441" w:history="1">
+          <w:hyperlink w:anchor="_Toc243988525" w:history="1">
             <w:r>
               <w:rPr>
                 <w:rStyle w:val="Hipervnculo"/>
@@ -5077,7 +5077,7 @@
                 <w:noProof/>
                 <w:webHidden/>
               </w:rPr>
-              <w:instrText xml:space="preserve"> PAGEREF _Toc242892441 \h </w:instrText>
+              <w:instrText xml:space="preserve"> PAGEREF _Toc243988525 \h </w:instrText>
             </w:r>
             <w:r>
               <w:rPr>
@@ -5097,7 +5097,7 @@
                 <w:noProof/>
                 <w:webHidden/>
               </w:rPr>
-              <w:t>10</w:t>
+              <w:t>8</w:t>
             </w:r>
             <w:r>
               <w:rPr>
@@ -5122,7 +5122,7 @@
               <w:lang w:val="es-MX" w:eastAsia="es-MX"/>
             </w:rPr>
           </w:pPr>
-          <w:hyperlink w:anchor="_Toc242892442" w:history="1">
+          <w:hyperlink w:anchor="_Toc243988526" w:history="1">
             <w:r>
               <w:rPr>
                 <w:rStyle w:val="Hipervnculo"/>
@@ -5165,7 +5165,7 @@
                 <w:noProof/>
                 <w:webHidden/>
               </w:rPr>
-              <w:instrText xml:space="preserve"> PAGEREF _Toc242892442 \h </w:instrText>
+              <w:instrText xml:space="preserve"> PAGEREF _Toc243988526 \h </w:instrText>
             </w:r>
             <w:r>
               <w:rPr>
@@ -5185,7 +5185,7 @@
                 <w:noProof/>
                 <w:webHidden/>
               </w:rPr>
-              <w:t>11</w:t>
+              <w:t>8</w:t>
             </w:r>
             <w:r>
               <w:rPr>
@@ -5210,7 +5210,7 @@
               <w:lang w:val="es-MX" w:eastAsia="es-MX"/>
             </w:rPr>
           </w:pPr>
-          <w:hyperlink w:anchor="_Toc242892443" w:history="1">
+          <w:hyperlink w:anchor="_Toc243988527" w:history="1">
             <w:r>
               <w:rPr>
                 <w:rStyle w:val="Hipervnculo"/>
@@ -5253,7 +5253,7 @@
                 <w:noProof/>
                 <w:webHidden/>
               </w:rPr>
-              <w:instrText xml:space="preserve"> PAGEREF _Toc242892443 \h </w:instrText>
+              <w:instrText xml:space="preserve"> PAGEREF _Toc243988527 \h </w:instrText>
             </w:r>
             <w:r>
               <w:rPr>
@@ -5273,7 +5273,7 @@
                 <w:noProof/>
                 <w:webHidden/>
               </w:rPr>
-              <w:t>11</w:t>
+              <w:t>8</w:t>
             </w:r>
             <w:r>
               <w:rPr>
@@ -5298,7 +5298,7 @@
               <w:lang w:val="es-MX" w:eastAsia="es-MX"/>
             </w:rPr>
           </w:pPr>
-          <w:hyperlink w:anchor="_Toc242892444" w:history="1">
+          <w:hyperlink w:anchor="_Toc243988528" w:history="1">
             <w:r>
               <w:rPr>
                 <w:rStyle w:val="Hipervnculo"/>
@@ -5341,7 +5341,7 @@
                 <w:noProof/>
                 <w:webHidden/>
               </w:rPr>
-              <w:instrText xml:space="preserve"> PAGEREF _Toc242892444 \h </w:instrText>
+              <w:instrText xml:space="preserve"> PAGEREF _Toc243988528 \h </w:instrText>
             </w:r>
             <w:r>
               <w:rPr>
@@ -5361,7 +5361,7 @@
                 <w:noProof/>
                 <w:webHidden/>
               </w:rPr>
-              <w:t>11</w:t>
+              <w:t>8</w:t>
             </w:r>
             <w:r>
               <w:rPr>
@@ -5385,7 +5385,7 @@
               <w:lang w:val="es-MX" w:eastAsia="es-MX"/>
             </w:rPr>
           </w:pPr>
-          <w:hyperlink w:anchor="_Toc242892445" w:history="1">
+          <w:hyperlink w:anchor="_Toc243988529" w:history="1">
             <w:r>
               <w:rPr>
                 <w:rStyle w:val="Hipervnculo"/>
@@ -5412,7 +5412,7 @@
                 <w:noProof/>
                 <w:webHidden/>
               </w:rPr>
-              <w:instrText xml:space="preserve"> PAGEREF _Toc242892445 \h </w:instrText>
+              <w:instrText xml:space="preserve"> PAGEREF _Toc243988529 \h </w:instrText>
             </w:r>
             <w:r>
               <w:rPr>
@@ -5432,7 +5432,7 @@
                 <w:noProof/>
                 <w:webHidden/>
               </w:rPr>
-              <w:t>13</w:t>
+              <w:t>9</w:t>
             </w:r>
             <w:r>
               <w:rPr>
@@ -5456,7 +5456,7 @@
               <w:lang w:val="es-MX" w:eastAsia="es-MX"/>
             </w:rPr>
           </w:pPr>
-          <w:hyperlink w:anchor="_Toc242892446" w:history="1">
+          <w:hyperlink w:anchor="_Toc243988530" w:history="1">
             <w:r>
               <w:rPr>
                 <w:rStyle w:val="Hipervnculo"/>
@@ -5483,7 +5483,7 @@
                 <w:noProof/>
                 <w:webHidden/>
               </w:rPr>
-              <w:instrText xml:space="preserve"> PAGEREF _Toc242892446 \h </w:instrText>
+              <w:instrText xml:space="preserve"> PAGEREF _Toc243988530 \h </w:instrText>
             </w:r>
             <w:r>
               <w:rPr>
@@ -5503,7 +5503,7 @@
                 <w:noProof/>
                 <w:webHidden/>
               </w:rPr>
-              <w:t>13</w:t>
+              <w:t>9</w:t>
             </w:r>
             <w:r>
               <w:rPr>
@@ -5527,7 +5527,7 @@
               <w:lang w:val="es-MX" w:eastAsia="es-MX"/>
             </w:rPr>
           </w:pPr>
-          <w:hyperlink w:anchor="_Toc242892447" w:history="1">
+          <w:hyperlink w:anchor="_Toc243988531" w:history="1">
             <w:r>
               <w:rPr>
                 <w:rStyle w:val="Hipervnculo"/>
@@ -5554,7 +5554,7 @@
                 <w:noProof/>
                 <w:webHidden/>
               </w:rPr>
-              <w:instrText xml:space="preserve"> PAGEREF _Toc242892447 \h </w:instrText>
+              <w:instrText xml:space="preserve"> PAGEREF _Toc243988531 \h </w:instrText>
             </w:r>
             <w:r>
               <w:rPr>
@@ -5574,7 +5574,7 @@
                 <w:noProof/>
                 <w:webHidden/>
               </w:rPr>
-              <w:t>13</w:t>
+              <w:t>9</w:t>
             </w:r>
             <w:r>
               <w:rPr>
@@ -5598,7 +5598,7 @@
               <w:lang w:val="es-MX" w:eastAsia="es-MX"/>
             </w:rPr>
           </w:pPr>
-          <w:hyperlink w:anchor="_Toc242892448" w:history="1">
+          <w:hyperlink w:anchor="_Toc243988532" w:history="1">
             <w:r>
               <w:rPr>
                 <w:rStyle w:val="Hipervnculo"/>
@@ -5625,7 +5625,7 @@
                 <w:noProof/>
                 <w:webHidden/>
               </w:rPr>
-              <w:instrText xml:space="preserve"> PAGEREF _Toc242892448 \h </w:instrText>
+              <w:instrText xml:space="preserve"> PAGEREF _Toc243988532 \h </w:instrText>
             </w:r>
             <w:r>
               <w:rPr>
@@ -5645,7 +5645,7 @@
                 <w:noProof/>
                 <w:webHidden/>
               </w:rPr>
-              <w:t>13</w:t>
+              <w:t>10</w:t>
             </w:r>
             <w:r>
               <w:rPr>
@@ -5669,7 +5669,7 @@
               <w:lang w:val="es-MX" w:eastAsia="es-MX"/>
             </w:rPr>
           </w:pPr>
-          <w:hyperlink w:anchor="_Toc242892449" w:history="1">
+          <w:hyperlink w:anchor="_Toc243988533" w:history="1">
             <w:r>
               <w:rPr>
                 <w:rStyle w:val="Hipervnculo"/>
@@ -5696,7 +5696,7 @@
                 <w:noProof/>
                 <w:webHidden/>
               </w:rPr>
-              <w:instrText xml:space="preserve"> PAGEREF _Toc242892449 \h </w:instrText>
+              <w:instrText xml:space="preserve"> PAGEREF _Toc243988533 \h </w:instrText>
             </w:r>
             <w:r>
               <w:rPr>
@@ -5716,7 +5716,7 @@
                 <w:noProof/>
                 <w:webHidden/>
               </w:rPr>
-              <w:t>14</w:t>
+              <w:t>10</w:t>
             </w:r>
             <w:r>
               <w:rPr>
@@ -5741,7 +5741,7 @@
               <w:lang w:val="es-MX" w:eastAsia="es-MX"/>
             </w:rPr>
           </w:pPr>
-          <w:hyperlink w:anchor="_Toc242892450" w:history="1">
+          <w:hyperlink w:anchor="_Toc243988534" w:history="1">
             <w:r>
               <w:rPr>
                 <w:rStyle w:val="Hipervnculo"/>
@@ -5784,7 +5784,7 @@
                 <w:noProof/>
                 <w:webHidden/>
               </w:rPr>
-              <w:instrText xml:space="preserve"> PAGEREF _Toc242892450 \h </w:instrText>
+              <w:instrText xml:space="preserve"> PAGEREF _Toc243988534 \h </w:instrText>
             </w:r>
             <w:r>
               <w:rPr>
@@ -5804,7 +5804,7 @@
                 <w:noProof/>
                 <w:webHidden/>
               </w:rPr>
-              <w:t>14</w:t>
+              <w:t>10</w:t>
             </w:r>
             <w:r>
               <w:rPr>
@@ -5828,7 +5828,7 @@
               <w:lang w:val="es-MX" w:eastAsia="es-MX"/>
             </w:rPr>
           </w:pPr>
-          <w:hyperlink w:anchor="_Toc242892451" w:history="1">
+          <w:hyperlink w:anchor="_Toc243988535" w:history="1">
             <w:r>
               <w:rPr>
                 <w:rStyle w:val="Hipervnculo"/>
@@ -5855,7 +5855,7 @@
                 <w:noProof/>
                 <w:webHidden/>
               </w:rPr>
-              <w:instrText xml:space="preserve"> PAGEREF _Toc242892451 \h </w:instrText>
+              <w:instrText xml:space="preserve"> PAGEREF _Toc243988535 \h </w:instrText>
             </w:r>
             <w:r>
               <w:rPr>
@@ -5875,7 +5875,7 @@
                 <w:noProof/>
                 <w:webHidden/>
               </w:rPr>
-              <w:t>14</w:t>
+              <w:t>10</w:t>
             </w:r>
             <w:r>
               <w:rPr>
@@ -5899,7 +5899,7 @@
               <w:lang w:val="es-MX" w:eastAsia="es-MX"/>
             </w:rPr>
           </w:pPr>
-          <w:hyperlink w:anchor="_Toc242892452" w:history="1">
+          <w:hyperlink w:anchor="_Toc243988536" w:history="1">
             <w:r>
               <w:rPr>
                 <w:rStyle w:val="Hipervnculo"/>
@@ -5926,7 +5926,7 @@
                 <w:noProof/>
                 <w:webHidden/>
               </w:rPr>
-              <w:instrText xml:space="preserve"> PAGEREF _Toc242892452 \h </w:instrText>
+              <w:instrText xml:space="preserve"> PAGEREF _Toc243988536 \h </w:instrText>
             </w:r>
             <w:r>
               <w:rPr>
@@ -5946,7 +5946,7 @@
                 <w:noProof/>
                 <w:webHidden/>
               </w:rPr>
-              <w:t>14</w:t>
+              <w:t>10</w:t>
             </w:r>
             <w:r>
               <w:rPr>
@@ -5970,7 +5970,7 @@
               <w:lang w:val="es-MX" w:eastAsia="es-MX"/>
             </w:rPr>
           </w:pPr>
-          <w:hyperlink w:anchor="_Toc242892453" w:history="1">
+          <w:hyperlink w:anchor="_Toc243988537" w:history="1">
             <w:r>
               <w:rPr>
                 <w:rStyle w:val="Hipervnculo"/>
@@ -5997,7 +5997,7 @@
                 <w:noProof/>
                 <w:webHidden/>
               </w:rPr>
-              <w:instrText xml:space="preserve"> PAGEREF _Toc242892453 \h </w:instrText>
+              <w:instrText xml:space="preserve"> PAGEREF _Toc243988537 \h </w:instrText>
             </w:r>
             <w:r>
               <w:rPr>
@@ -6017,7 +6017,7 @@
                 <w:noProof/>
                 <w:webHidden/>
               </w:rPr>
-              <w:t>14</w:t>
+              <w:t>11</w:t>
             </w:r>
             <w:r>
               <w:rPr>
@@ -6041,7 +6041,7 @@
               <w:lang w:val="es-MX" w:eastAsia="es-MX"/>
             </w:rPr>
           </w:pPr>
-          <w:hyperlink w:anchor="_Toc242892454" w:history="1">
+          <w:hyperlink w:anchor="_Toc243988538" w:history="1">
             <w:r>
               <w:rPr>
                 <w:rStyle w:val="Hipervnculo"/>
@@ -6068,7 +6068,7 @@
                 <w:noProof/>
                 <w:webHidden/>
               </w:rPr>
-              <w:instrText xml:space="preserve"> PAGEREF _Toc242892454 \h </w:instrText>
+              <w:instrText xml:space="preserve"> PAGEREF _Toc243988538 \h </w:instrText>
             </w:r>
             <w:r>
               <w:rPr>
@@ -6088,7 +6088,7 @@
                 <w:noProof/>
                 <w:webHidden/>
               </w:rPr>
-              <w:t>15</w:t>
+              <w:t>11</w:t>
             </w:r>
             <w:r>
               <w:rPr>
@@ -6112,7 +6112,7 @@
               <w:lang w:val="es-MX" w:eastAsia="es-MX"/>
             </w:rPr>
           </w:pPr>
-          <w:hyperlink w:anchor="_Toc242892455" w:history="1">
+          <w:hyperlink w:anchor="_Toc243988539" w:history="1">
             <w:r>
               <w:rPr>
                 <w:rStyle w:val="Hipervnculo"/>
@@ -6139,7 +6139,7 @@
                 <w:noProof/>
                 <w:webHidden/>
               </w:rPr>
-              <w:instrText xml:space="preserve"> PAGEREF _Toc242892455 \h </w:instrText>
+              <w:instrText xml:space="preserve"> PAGEREF _Toc243988539 \h </w:instrText>
             </w:r>
             <w:r>
               <w:rPr>
@@ -6159,7 +6159,7 @@
                 <w:noProof/>
                 <w:webHidden/>
               </w:rPr>
-              <w:t>17</w:t>
+              <w:t>14</w:t>
             </w:r>
             <w:r>
               <w:rPr>
@@ -6183,7 +6183,7 @@
               <w:lang w:val="es-MX" w:eastAsia="es-MX"/>
             </w:rPr>
           </w:pPr>
-          <w:hyperlink w:anchor="_Toc242892456" w:history="1">
+          <w:hyperlink w:anchor="_Toc243988540" w:history="1">
             <w:r>
               <w:rPr>
                 <w:rStyle w:val="Hipervnculo"/>
@@ -6210,7 +6210,7 @@
                 <w:noProof/>
                 <w:webHidden/>
               </w:rPr>
-              <w:instrText xml:space="preserve"> PAGEREF _Toc242892456 \h </w:instrText>
+              <w:instrText xml:space="preserve"> PAGEREF _Toc243988540 \h </w:instrText>
             </w:r>
             <w:r>
               <w:rPr>
@@ -6230,7 +6230,7 @@
                 <w:noProof/>
                 <w:webHidden/>
               </w:rPr>
-              <w:t>17</w:t>
+              <w:t>14</w:t>
             </w:r>
             <w:r>
               <w:rPr>
@@ -6254,7 +6254,7 @@
               <w:lang w:val="es-MX" w:eastAsia="es-MX"/>
             </w:rPr>
           </w:pPr>
-          <w:hyperlink w:anchor="_Toc242892457" w:history="1">
+          <w:hyperlink w:anchor="_Toc243988541" w:history="1">
             <w:r>
               <w:rPr>
                 <w:rStyle w:val="Hipervnculo"/>
@@ -6281,7 +6281,7 @@
                 <w:noProof/>
                 <w:webHidden/>
               </w:rPr>
-              <w:instrText xml:space="preserve"> PAGEREF _Toc242892457 \h </w:instrText>
+              <w:instrText xml:space="preserve"> PAGEREF _Toc243988541 \h </w:instrText>
             </w:r>
             <w:r>
               <w:rPr>
@@ -6301,7 +6301,7 @@
                 <w:noProof/>
                 <w:webHidden/>
               </w:rPr>
-              <w:t>17</w:t>
+              <w:t>14</w:t>
             </w:r>
             <w:r>
               <w:rPr>
@@ -6325,7 +6325,7 @@
               <w:lang w:val="es-MX" w:eastAsia="es-MX"/>
             </w:rPr>
           </w:pPr>
-          <w:hyperlink w:anchor="_Toc242892458" w:history="1">
+          <w:hyperlink w:anchor="_Toc243988542" w:history="1">
             <w:r>
               <w:rPr>
                 <w:rStyle w:val="Hipervnculo"/>
@@ -6352,7 +6352,7 @@
                 <w:noProof/>
                 <w:webHidden/>
               </w:rPr>
-              <w:instrText xml:space="preserve"> PAGEREF _Toc242892458 \h </w:instrText>
+              <w:instrText xml:space="preserve"> PAGEREF _Toc243988542 \h </w:instrText>
             </w:r>
             <w:r>
               <w:rPr>
@@ -6372,7 +6372,7 @@
                 <w:noProof/>
                 <w:webHidden/>
               </w:rPr>
-              <w:t>18</w:t>
+              <w:t>15</w:t>
             </w:r>
             <w:r>
               <w:rPr>
@@ -6396,7 +6396,7 @@
               <w:lang w:val="es-MX" w:eastAsia="es-MX"/>
             </w:rPr>
           </w:pPr>
-          <w:hyperlink w:anchor="_Toc242892459" w:history="1">
+          <w:hyperlink w:anchor="_Toc243988543" w:history="1">
             <w:r>
               <w:rPr>
                 <w:rStyle w:val="Hipervnculo"/>
@@ -6423,7 +6423,7 @@
                 <w:noProof/>
                 <w:webHidden/>
               </w:rPr>
-              <w:instrText xml:space="preserve"> PAGEREF _Toc242892459 \h </w:instrText>
+              <w:instrText xml:space="preserve"> PAGEREF _Toc243988543 \h </w:instrText>
             </w:r>
             <w:r>
               <w:rPr>
@@ -6443,7 +6443,7 @@
                 <w:noProof/>
                 <w:webHidden/>
               </w:rPr>
-              <w:t>18</w:t>
+              <w:t>15</w:t>
             </w:r>
             <w:r>
               <w:rPr>
@@ -6467,7 +6467,7 @@
               <w:lang w:val="es-MX" w:eastAsia="es-MX"/>
             </w:rPr>
           </w:pPr>
-          <w:hyperlink w:anchor="_Toc242892460" w:history="1">
+          <w:hyperlink w:anchor="_Toc243988544" w:history="1">
             <w:r>
               <w:rPr>
                 <w:rStyle w:val="Hipervnculo"/>
@@ -6494,7 +6494,7 @@
                 <w:noProof/>
                 <w:webHidden/>
               </w:rPr>
-              <w:instrText xml:space="preserve"> PAGEREF _Toc242892460 \h </w:instrText>
+              <w:instrText xml:space="preserve"> PAGEREF _Toc243988544 \h </w:instrText>
             </w:r>
             <w:r>
               <w:rPr>
@@ -6514,7 +6514,7 @@
                 <w:noProof/>
                 <w:webHidden/>
               </w:rPr>
-              <w:t>19</w:t>
+              <w:t>16</w:t>
             </w:r>
             <w:r>
               <w:rPr>
@@ -6538,7 +6538,7 @@
               <w:lang w:val="es-MX" w:eastAsia="es-MX"/>
             </w:rPr>
           </w:pPr>
-          <w:hyperlink w:anchor="_Toc242892461" w:history="1">
+          <w:hyperlink w:anchor="_Toc243988545" w:history="1">
             <w:r>
               <w:rPr>
                 <w:rStyle w:val="Hipervnculo"/>
@@ -6565,7 +6565,7 @@
                 <w:noProof/>
                 <w:webHidden/>
               </w:rPr>
-              <w:instrText xml:space="preserve"> PAGEREF _Toc242892461 \h </w:instrText>
+              <w:instrText xml:space="preserve"> PAGEREF _Toc243988545 \h </w:instrText>
             </w:r>
             <w:r>
               <w:rPr>
@@ -6585,7 +6585,7 @@
                 <w:noProof/>
                 <w:webHidden/>
               </w:rPr>
-              <w:t>21</w:t>
+              <w:t>18</w:t>
             </w:r>
             <w:r>
               <w:rPr>
@@ -6609,7 +6609,7 @@
               <w:lang w:val="es-MX" w:eastAsia="es-MX"/>
             </w:rPr>
           </w:pPr>
-          <w:hyperlink w:anchor="_Toc242892462" w:history="1">
+          <w:hyperlink w:anchor="_Toc243988546" w:history="1">
             <w:r>
               <w:rPr>
                 <w:rStyle w:val="Hipervnculo"/>
@@ -6636,7 +6636,7 @@
                 <w:noProof/>
                 <w:webHidden/>
               </w:rPr>
-              <w:instrText xml:space="preserve"> PAGEREF _Toc242892462 \h </w:instrText>
+              <w:instrText xml:space="preserve"> PAGEREF _Toc243988546 \h </w:instrText>
             </w:r>
             <w:r>
               <w:rPr>
@@ -6656,7 +6656,7 @@
                 <w:noProof/>
                 <w:webHidden/>
               </w:rPr>
-              <w:t>21</w:t>
+              <w:t>18</w:t>
             </w:r>
             <w:r>
               <w:rPr>
@@ -6680,7 +6680,7 @@
               <w:lang w:val="es-MX" w:eastAsia="es-MX"/>
             </w:rPr>
           </w:pPr>
-          <w:hyperlink w:anchor="_Toc242892463" w:history="1">
+          <w:hyperlink w:anchor="_Toc243988547" w:history="1">
             <w:r>
               <w:rPr>
                 <w:rStyle w:val="Hipervnculo"/>
@@ -6707,7 +6707,7 @@
                 <w:noProof/>
                 <w:webHidden/>
               </w:rPr>
-              <w:instrText xml:space="preserve"> PAGEREF _Toc242892463 \h </w:instrText>
+              <w:instrText xml:space="preserve"> PAGEREF _Toc243988547 \h </w:instrText>
             </w:r>
             <w:r>
               <w:rPr>
@@ -6727,7 +6727,7 @@
                 <w:noProof/>
                 <w:webHidden/>
               </w:rPr>
-              <w:t>22</w:t>
+              <w:t>19</w:t>
             </w:r>
             <w:r>
               <w:rPr>
@@ -6751,7 +6751,7 @@
               <w:lang w:val="es-MX" w:eastAsia="es-MX"/>
             </w:rPr>
           </w:pPr>
-          <w:hyperlink w:anchor="_Toc242892464" w:history="1">
+          <w:hyperlink w:anchor="_Toc243988548" w:history="1">
             <w:r>
               <w:rPr>
                 <w:rStyle w:val="Hipervnculo"/>
@@ -6778,7 +6778,7 @@
                 <w:noProof/>
                 <w:webHidden/>
               </w:rPr>
-              <w:instrText xml:space="preserve"> PAGEREF _Toc242892464 \h </w:instrText>
+              <w:instrText xml:space="preserve"> PAGEREF _Toc243988548 \h </w:instrText>
             </w:r>
             <w:r>
               <w:rPr>
@@ -6798,7 +6798,7 @@
                 <w:noProof/>
                 <w:webHidden/>
               </w:rPr>
-              <w:t>22</w:t>
+              <w:t>19</w:t>
             </w:r>
             <w:r>
               <w:rPr>
@@ -6822,7 +6822,7 @@
               <w:lang w:val="es-MX" w:eastAsia="es-MX"/>
             </w:rPr>
           </w:pPr>
-          <w:hyperlink w:anchor="_Toc242892465" w:history="1">
+          <w:hyperlink w:anchor="_Toc243988549" w:history="1">
             <w:r>
               <w:rPr>
                 <w:rStyle w:val="Hipervnculo"/>
@@ -6849,7 +6849,7 @@
                 <w:noProof/>
                 <w:webHidden/>
               </w:rPr>
-              <w:instrText xml:space="preserve"> PAGEREF _Toc242892465 \h </w:instrText>
+              <w:instrText xml:space="preserve"> PAGEREF _Toc243988549 \h </w:instrText>
             </w:r>
             <w:r>
               <w:rPr>
@@ -6869,7 +6869,7 @@
                 <w:noProof/>
                 <w:webHidden/>
               </w:rPr>
-              <w:t>22</w:t>
+              <w:t>19</w:t>
             </w:r>
             <w:r>
               <w:rPr>
@@ -6893,7 +6893,7 @@
               <w:lang w:val="es-MX" w:eastAsia="es-MX"/>
             </w:rPr>
           </w:pPr>
-          <w:hyperlink w:anchor="_Toc242892466" w:history="1">
+          <w:hyperlink w:anchor="_Toc243988550" w:history="1">
             <w:r>
               <w:rPr>
                 <w:rStyle w:val="Hipervnculo"/>
@@ -6920,7 +6920,7 @@
                 <w:noProof/>
                 <w:webHidden/>
               </w:rPr>
-              <w:instrText xml:space="preserve"> PAGEREF _Toc242892466 \h </w:instrText>
+              <w:instrText xml:space="preserve"> PAGEREF _Toc243988550 \h </w:instrText>
             </w:r>
             <w:r>
               <w:rPr>
@@ -6940,7 +6940,7 @@
                 <w:noProof/>
                 <w:webHidden/>
               </w:rPr>
-              <w:t>23</w:t>
+              <w:t>20</w:t>
             </w:r>
             <w:r>
               <w:rPr>
@@ -6964,7 +6964,7 @@
               <w:lang w:val="es-MX" w:eastAsia="es-MX"/>
             </w:rPr>
           </w:pPr>
-          <w:hyperlink w:anchor="_Toc242892467" w:history="1">
+          <w:hyperlink w:anchor="_Toc243988551" w:history="1">
             <w:r>
               <w:rPr>
                 <w:rStyle w:val="Hipervnculo"/>
@@ -6991,7 +6991,7 @@
                 <w:noProof/>
                 <w:webHidden/>
               </w:rPr>
-              <w:instrText xml:space="preserve"> PAGEREF _Toc242892467 \h </w:instrText>
+              <w:instrText xml:space="preserve"> PAGEREF _Toc243988551 \h </w:instrText>
             </w:r>
             <w:r>
               <w:rPr>
@@ -7011,7 +7011,7 @@
                 <w:noProof/>
                 <w:webHidden/>
               </w:rPr>
-              <w:t>23</w:t>
+              <w:t>20</w:t>
             </w:r>
             <w:r>
               <w:rPr>
@@ -7035,7 +7035,7 @@
               <w:lang w:val="es-MX" w:eastAsia="es-MX"/>
             </w:rPr>
           </w:pPr>
-          <w:hyperlink w:anchor="_Toc242892468" w:history="1">
+          <w:hyperlink w:anchor="_Toc243988552" w:history="1">
             <w:r>
               <w:rPr>
                 <w:rStyle w:val="Hipervnculo"/>
@@ -7062,7 +7062,7 @@
                 <w:noProof/>
                 <w:webHidden/>
               </w:rPr>
-              <w:instrText xml:space="preserve"> PAGEREF _Toc242892468 \h </w:instrText>
+              <w:instrText xml:space="preserve"> PAGEREF _Toc243988552 \h </w:instrText>
             </w:r>
             <w:r>
               <w:rPr>
@@ -7082,7 +7082,7 @@
                 <w:noProof/>
                 <w:webHidden/>
               </w:rPr>
-              <w:t>23</w:t>
+              <w:t>20</w:t>
             </w:r>
             <w:r>
               <w:rPr>
@@ -7106,7 +7106,7 @@
               <w:lang w:val="es-MX" w:eastAsia="es-MX"/>
             </w:rPr>
           </w:pPr>
-          <w:hyperlink w:anchor="_Toc242892469" w:history="1">
+          <w:hyperlink w:anchor="_Toc243988553" w:history="1">
             <w:r>
               <w:rPr>
                 <w:rStyle w:val="Hipervnculo"/>
@@ -7133,7 +7133,7 @@
                 <w:noProof/>
                 <w:webHidden/>
               </w:rPr>
-              <w:instrText xml:space="preserve"> PAGEREF _Toc242892469 \h </w:instrText>
+              <w:instrText xml:space="preserve"> PAGEREF _Toc243988553 \h </w:instrText>
             </w:r>
             <w:r>
               <w:rPr>
@@ -7153,7 +7153,7 @@
                 <w:noProof/>
                 <w:webHidden/>
               </w:rPr>
-              <w:t>23</w:t>
+              <w:t>20</w:t>
             </w:r>
             <w:r>
               <w:rPr>
@@ -7177,7 +7177,7 @@
               <w:lang w:val="es-MX" w:eastAsia="es-MX"/>
             </w:rPr>
           </w:pPr>
-          <w:hyperlink w:anchor="_Toc242892470" w:history="1">
+          <w:hyperlink w:anchor="_Toc243988554" w:history="1">
             <w:r>
               <w:rPr>
                 <w:rStyle w:val="Hipervnculo"/>
@@ -7204,7 +7204,7 @@
                 <w:noProof/>
                 <w:webHidden/>
               </w:rPr>
-              <w:instrText xml:space="preserve"> PAGEREF _Toc242892470 \h </w:instrText>
+              <w:instrText xml:space="preserve"> PAGEREF _Toc243988554 \h </w:instrText>
             </w:r>
             <w:r>
               <w:rPr>
@@ -7224,7 +7224,7 @@
                 <w:noProof/>
                 <w:webHidden/>
               </w:rPr>
-              <w:t>23</w:t>
+              <w:t>20</w:t>
             </w:r>
             <w:r>
               <w:rPr>
@@ -7248,7 +7248,7 @@
               <w:lang w:val="es-MX" w:eastAsia="es-MX"/>
             </w:rPr>
           </w:pPr>
-          <w:hyperlink w:anchor="_Toc242892471" w:history="1">
+          <w:hyperlink w:anchor="_Toc243988555" w:history="1">
             <w:r>
               <w:rPr>
                 <w:rStyle w:val="Hipervnculo"/>
@@ -7275,7 +7275,7 @@
                 <w:noProof/>
                 <w:webHidden/>
               </w:rPr>
-              <w:instrText xml:space="preserve"> PAGEREF _Toc242892471 \h </w:instrText>
+              <w:instrText xml:space="preserve"> PAGEREF _Toc243988555 \h </w:instrText>
             </w:r>
             <w:r>
               <w:rPr>
@@ -7295,7 +7295,7 @@
                 <w:noProof/>
                 <w:webHidden/>
               </w:rPr>
-              <w:t>23</w:t>
+              <w:t>20</w:t>
             </w:r>
             <w:r>
               <w:rPr>
@@ -7319,7 +7319,7 @@
               <w:lang w:val="es-MX" w:eastAsia="es-MX"/>
             </w:rPr>
           </w:pPr>
-          <w:hyperlink w:anchor="_Toc242892472" w:history="1">
+          <w:hyperlink w:anchor="_Toc243988556" w:history="1">
             <w:r>
               <w:rPr>
                 <w:rStyle w:val="Hipervnculo"/>
@@ -7346,7 +7346,7 @@
                 <w:noProof/>
                 <w:webHidden/>
               </w:rPr>
-              <w:instrText xml:space="preserve"> PAGEREF _Toc242892472 \h </w:instrText>
+              <w:instrText xml:space="preserve"> PAGEREF _Toc243988556 \h </w:instrText>
             </w:r>
             <w:r>
               <w:rPr>
@@ -7366,7 +7366,7 @@
                 <w:noProof/>
                 <w:webHidden/>
               </w:rPr>
-              <w:t>24</w:t>
+              <w:t>21</w:t>
             </w:r>
             <w:r>
               <w:rPr>
@@ -7408,7 +7408,6 @@
         <w:pStyle w:val="TtuloTDC"/>
       </w:pPr>
       <w:r>
-        <w:lastRenderedPageBreak/>
         <w:t>ÍNDICE</w:t>
       </w:r>
       <w:r>
@@ -7437,17 +7436,17 @@
       <w:r>
         <w:fldChar w:fldCharType="separate"/>
       </w:r>
-      <w:hyperlink w:anchor="_Toc242892473" w:history="1">
+      <w:hyperlink w:anchor="_Toc243988557" w:history="1">
         <w:r>
           <w:rPr>
             <w:rStyle w:val="Hipervnculo"/>
             <w:noProof/>
           </w:rPr>
           <w:drawing>
-            <wp:inline distT="0" distB="0" distL="0" distR="0" wp14:anchorId="1C59A1BC" wp14:editId="359E7A5F">
+            <wp:inline distT="0" distB="0" distL="0" distR="0" wp14:anchorId="693EC0A9" wp14:editId="2772055D">
               <wp:extent cx="5988050" cy="2396333"/>
               <wp:effectExtent l="0" t="0" r="0" b="4445"/>
-              <wp:docPr id="22" name="Imagen 22"/>
+              <wp:docPr id="25" name="Imagen 25"/>
               <wp:cNvGraphicFramePr>
                 <a:graphicFrameLocks xmlns:a="http://schemas.openxmlformats.org/drawingml/2006/main" noChangeAspect="1"/>
               </wp:cNvGraphicFramePr>
@@ -7518,7 +7517,393 @@
             <w:noProof/>
             <w:webHidden/>
           </w:rPr>
-          <w:instrText xml:space="preserve"> PAGEREF _Toc242892473 \h </w:instrText>
+          <w:instrText xml:space="preserve"> PAGEREF _Toc243988557 \h </w:instrText>
+        </w:r>
+        <w:r>
+          <w:rPr>
+            <w:noProof/>
+            <w:webHidden/>
+          </w:rPr>
+        </w:r>
+        <w:r>
+          <w:rPr>
+            <w:noProof/>
+            <w:webHidden/>
+          </w:rPr>
+          <w:fldChar w:fldCharType="separate"/>
+        </w:r>
+        <w:r>
+          <w:rPr>
+            <w:noProof/>
+            <w:webHidden/>
+          </w:rPr>
+          <w:t>9</w:t>
+        </w:r>
+        <w:r>
+          <w:rPr>
+            <w:noProof/>
+            <w:webHidden/>
+          </w:rPr>
+          <w:fldChar w:fldCharType="end"/>
+        </w:r>
+      </w:hyperlink>
+    </w:p>
+    <w:p>
+      <w:r>
+        <w:fldChar w:fldCharType="end"/>
+      </w:r>
+    </w:p>
+    <w:p>
+      <w:pPr>
+        <w:spacing w:before="0" w:after="0"/>
+        <w:jc w:val="left"/>
+      </w:pPr>
+    </w:p>
+    <w:p>
+      <w:pPr>
+        <w:pStyle w:val="TtuloTDC"/>
+      </w:pPr>
+      <w:r>
+        <w:t>ÍNDICE</w:t>
+      </w:r>
+      <w:r>
+        <w:t xml:space="preserve"> DE TABLAS</w:t>
+      </w:r>
+    </w:p>
+    <w:p>
+      <w:pPr>
+        <w:pStyle w:val="Tabladeilustraciones"/>
+        <w:tabs>
+          <w:tab w:val="right" w:leader="dot" w:pos="9020"/>
+        </w:tabs>
+        <w:rPr>
+          <w:rFonts w:asciiTheme="minorHAnsi" w:eastAsiaTheme="minorEastAsia" w:hAnsiTheme="minorHAnsi" w:cstheme="minorBidi"/>
+          <w:noProof/>
+          <w:sz w:val="22"/>
+          <w:lang w:val="es-MX" w:eastAsia="es-MX"/>
+        </w:rPr>
+      </w:pPr>
+      <w:r>
+        <w:fldChar w:fldCharType="begin"/>
+      </w:r>
+      <w:r>
+        <w:instrText xml:space="preserve"> TOC \h \z \c "Tabla" </w:instrText>
+      </w:r>
+      <w:r>
+        <w:fldChar w:fldCharType="separate"/>
+      </w:r>
+      <w:hyperlink w:anchor="_Toc243988558" w:history="1">
+        <w:r>
+          <w:rPr>
+            <w:rStyle w:val="Hipervnculo"/>
+            <w:noProof/>
+          </w:rPr>
+          <w:t>Tabla 1. Definiciones</w:t>
+        </w:r>
+        <w:r>
+          <w:rPr>
+            <w:noProof/>
+            <w:webHidden/>
+          </w:rPr>
+          <w:tab/>
+        </w:r>
+        <w:r>
+          <w:rPr>
+            <w:noProof/>
+            <w:webHidden/>
+          </w:rPr>
+          <w:fldChar w:fldCharType="begin"/>
+        </w:r>
+        <w:r>
+          <w:rPr>
+            <w:noProof/>
+            <w:webHidden/>
+          </w:rPr>
+          <w:instrText xml:space="preserve"> PAGEREF _Toc243988558 \h </w:instrText>
+        </w:r>
+        <w:r>
+          <w:rPr>
+            <w:noProof/>
+            <w:webHidden/>
+          </w:rPr>
+        </w:r>
+        <w:r>
+          <w:rPr>
+            <w:noProof/>
+            <w:webHidden/>
+          </w:rPr>
+          <w:fldChar w:fldCharType="separate"/>
+        </w:r>
+        <w:r>
+          <w:rPr>
+            <w:noProof/>
+            <w:webHidden/>
+          </w:rPr>
+          <w:t>6</w:t>
+        </w:r>
+        <w:r>
+          <w:rPr>
+            <w:noProof/>
+            <w:webHidden/>
+          </w:rPr>
+          <w:fldChar w:fldCharType="end"/>
+        </w:r>
+      </w:hyperlink>
+    </w:p>
+    <w:p>
+      <w:pPr>
+        <w:pStyle w:val="Tabladeilustraciones"/>
+        <w:tabs>
+          <w:tab w:val="right" w:leader="dot" w:pos="9020"/>
+        </w:tabs>
+        <w:rPr>
+          <w:rFonts w:asciiTheme="minorHAnsi" w:eastAsiaTheme="minorEastAsia" w:hAnsiTheme="minorHAnsi" w:cstheme="minorBidi"/>
+          <w:noProof/>
+          <w:sz w:val="22"/>
+          <w:lang w:val="es-MX" w:eastAsia="es-MX"/>
+        </w:rPr>
+      </w:pPr>
+      <w:hyperlink w:anchor="_Toc243988559" w:history="1">
+        <w:r>
+          <w:rPr>
+            <w:rStyle w:val="Hipervnculo"/>
+            <w:noProof/>
+          </w:rPr>
+          <w:t>Tabla 2. Acrónimo y abreviaturas</w:t>
+        </w:r>
+        <w:r>
+          <w:rPr>
+            <w:noProof/>
+            <w:webHidden/>
+          </w:rPr>
+          <w:tab/>
+        </w:r>
+        <w:r>
+          <w:rPr>
+            <w:noProof/>
+            <w:webHidden/>
+          </w:rPr>
+          <w:fldChar w:fldCharType="begin"/>
+        </w:r>
+        <w:r>
+          <w:rPr>
+            <w:noProof/>
+            <w:webHidden/>
+          </w:rPr>
+          <w:instrText xml:space="preserve"> PAGEREF _Toc243988559 \h </w:instrText>
+        </w:r>
+        <w:r>
+          <w:rPr>
+            <w:noProof/>
+            <w:webHidden/>
+          </w:rPr>
+        </w:r>
+        <w:r>
+          <w:rPr>
+            <w:noProof/>
+            <w:webHidden/>
+          </w:rPr>
+          <w:fldChar w:fldCharType="separate"/>
+        </w:r>
+        <w:r>
+          <w:rPr>
+            <w:noProof/>
+            <w:webHidden/>
+          </w:rPr>
+          <w:t>7</w:t>
+        </w:r>
+        <w:r>
+          <w:rPr>
+            <w:noProof/>
+            <w:webHidden/>
+          </w:rPr>
+          <w:fldChar w:fldCharType="end"/>
+        </w:r>
+      </w:hyperlink>
+    </w:p>
+    <w:p>
+      <w:pPr>
+        <w:pStyle w:val="Tabladeilustraciones"/>
+        <w:tabs>
+          <w:tab w:val="right" w:leader="dot" w:pos="9020"/>
+        </w:tabs>
+        <w:rPr>
+          <w:rFonts w:asciiTheme="minorHAnsi" w:eastAsiaTheme="minorEastAsia" w:hAnsiTheme="minorHAnsi" w:cstheme="minorBidi"/>
+          <w:noProof/>
+          <w:sz w:val="22"/>
+          <w:lang w:val="es-MX" w:eastAsia="es-MX"/>
+        </w:rPr>
+      </w:pPr>
+      <w:hyperlink w:anchor="_Toc243988560" w:history="1">
+        <w:r>
+          <w:rPr>
+            <w:rStyle w:val="Hipervnculo"/>
+            <w:noProof/>
+          </w:rPr>
+          <w:t>Tabla 3. Referencias</w:t>
+        </w:r>
+        <w:r>
+          <w:rPr>
+            <w:noProof/>
+            <w:webHidden/>
+          </w:rPr>
+          <w:tab/>
+        </w:r>
+        <w:r>
+          <w:rPr>
+            <w:noProof/>
+            <w:webHidden/>
+          </w:rPr>
+          <w:fldChar w:fldCharType="begin"/>
+        </w:r>
+        <w:r>
+          <w:rPr>
+            <w:noProof/>
+            <w:webHidden/>
+          </w:rPr>
+          <w:instrText xml:space="preserve"> PAGEREF _Toc243988560 \h </w:instrText>
+        </w:r>
+        <w:r>
+          <w:rPr>
+            <w:noProof/>
+            <w:webHidden/>
+          </w:rPr>
+        </w:r>
+        <w:r>
+          <w:rPr>
+            <w:noProof/>
+            <w:webHidden/>
+          </w:rPr>
+          <w:fldChar w:fldCharType="separate"/>
+        </w:r>
+        <w:r>
+          <w:rPr>
+            <w:noProof/>
+            <w:webHidden/>
+          </w:rPr>
+          <w:t>7</w:t>
+        </w:r>
+        <w:r>
+          <w:rPr>
+            <w:noProof/>
+            <w:webHidden/>
+          </w:rPr>
+          <w:fldChar w:fldCharType="end"/>
+        </w:r>
+      </w:hyperlink>
+    </w:p>
+    <w:p>
+      <w:pPr>
+        <w:pStyle w:val="Tabladeilustraciones"/>
+        <w:tabs>
+          <w:tab w:val="right" w:leader="dot" w:pos="9020"/>
+        </w:tabs>
+        <w:rPr>
+          <w:rFonts w:asciiTheme="minorHAnsi" w:eastAsiaTheme="minorEastAsia" w:hAnsiTheme="minorHAnsi" w:cstheme="minorBidi"/>
+          <w:noProof/>
+          <w:sz w:val="22"/>
+          <w:lang w:val="es-MX" w:eastAsia="es-MX"/>
+        </w:rPr>
+      </w:pPr>
+      <w:hyperlink w:anchor="_Toc243988561" w:history="1">
+        <w:r>
+          <w:rPr>
+            <w:rStyle w:val="Hipervnculo"/>
+            <w:noProof/>
+          </w:rPr>
+          <w:t>Tabla 4. Usuario</w:t>
+        </w:r>
+        <w:r>
+          <w:rPr>
+            <w:noProof/>
+            <w:webHidden/>
+          </w:rPr>
+          <w:tab/>
+        </w:r>
+        <w:r>
+          <w:rPr>
+            <w:noProof/>
+            <w:webHidden/>
+          </w:rPr>
+          <w:fldChar w:fldCharType="begin"/>
+        </w:r>
+        <w:r>
+          <w:rPr>
+            <w:noProof/>
+            <w:webHidden/>
+          </w:rPr>
+          <w:instrText xml:space="preserve"> PAGEREF _Toc243988561 \h </w:instrText>
+        </w:r>
+        <w:r>
+          <w:rPr>
+            <w:noProof/>
+            <w:webHidden/>
+          </w:rPr>
+        </w:r>
+        <w:r>
+          <w:rPr>
+            <w:noProof/>
+            <w:webHidden/>
+          </w:rPr>
+          <w:fldChar w:fldCharType="separate"/>
+        </w:r>
+        <w:r>
+          <w:rPr>
+            <w:noProof/>
+            <w:webHidden/>
+          </w:rPr>
+          <w:t>9</w:t>
+        </w:r>
+        <w:r>
+          <w:rPr>
+            <w:noProof/>
+            <w:webHidden/>
+          </w:rPr>
+          <w:fldChar w:fldCharType="end"/>
+        </w:r>
+      </w:hyperlink>
+    </w:p>
+    <w:p>
+      <w:pPr>
+        <w:pStyle w:val="Tabladeilustraciones"/>
+        <w:tabs>
+          <w:tab w:val="right" w:leader="dot" w:pos="9020"/>
+        </w:tabs>
+        <w:rPr>
+          <w:rFonts w:asciiTheme="minorHAnsi" w:eastAsiaTheme="minorEastAsia" w:hAnsiTheme="minorHAnsi" w:cstheme="minorBidi"/>
+          <w:noProof/>
+          <w:sz w:val="22"/>
+          <w:lang w:val="es-MX" w:eastAsia="es-MX"/>
+        </w:rPr>
+      </w:pPr>
+      <w:hyperlink w:anchor="_Toc243988562" w:history="1">
+        <w:r>
+          <w:rPr>
+            <w:rStyle w:val="Hipervnculo"/>
+            <w:noProof/>
+          </w:rPr>
+          <w:t>Tabla 5. Requisitos de interfaces de hardware</w:t>
+        </w:r>
+        <w:r>
+          <w:rPr>
+            <w:noProof/>
+            <w:webHidden/>
+          </w:rPr>
+          <w:tab/>
+        </w:r>
+        <w:r>
+          <w:rPr>
+            <w:noProof/>
+            <w:webHidden/>
+          </w:rPr>
+          <w:fldChar w:fldCharType="begin"/>
+        </w:r>
+        <w:r>
+          <w:rPr>
+            <w:noProof/>
+            <w:webHidden/>
+          </w:rPr>
+          <w:instrText xml:space="preserve"> PAGEREF _Toc243988562 \h </w:instrText>
         </w:r>
         <w:r>
           <w:rPr>
@@ -7550,32 +7935,6 @@
       </w:hyperlink>
     </w:p>
     <w:p>
-      <w:r>
-        <w:fldChar w:fldCharType="end"/>
-      </w:r>
-    </w:p>
-    <w:p>
-      <w:pPr>
-        <w:spacing w:before="0" w:after="0"/>
-        <w:jc w:val="left"/>
-      </w:pPr>
-      <w:r>
-        <w:br w:type="page"/>
-      </w:r>
-    </w:p>
-    <w:p>
-      <w:pPr>
-        <w:pStyle w:val="TtuloTDC"/>
-      </w:pPr>
-      <w:r>
-        <w:lastRenderedPageBreak/>
-        <w:t>ÍNDICE</w:t>
-      </w:r>
-      <w:r>
-        <w:t xml:space="preserve"> DE TABLAS</w:t>
-      </w:r>
-    </w:p>
-    <w:p>
       <w:pPr>
         <w:pStyle w:val="Tabladeilustraciones"/>
         <w:tabs>
@@ -7588,22 +7947,13 @@
           <w:lang w:val="es-MX" w:eastAsia="es-MX"/>
         </w:rPr>
       </w:pPr>
-      <w:r>
-        <w:fldChar w:fldCharType="begin"/>
-      </w:r>
-      <w:r>
-        <w:instrText xml:space="preserve"> TOC \h \z \c "Tabla" </w:instrText>
-      </w:r>
-      <w:r>
-        <w:fldChar w:fldCharType="separate"/>
-      </w:r>
-      <w:hyperlink w:anchor="_Toc242892474" w:history="1">
+      <w:hyperlink w:anchor="_Toc243988563" w:history="1">
         <w:r>
           <w:rPr>
             <w:rStyle w:val="Hipervnculo"/>
             <w:noProof/>
           </w:rPr>
-          <w:t>Tabla 1. Definiciones</w:t>
+          <w:t>Tabla 6.Interfaces de software</w:t>
         </w:r>
         <w:r>
           <w:rPr>
@@ -7624,7 +7974,7 @@
             <w:noProof/>
             <w:webHidden/>
           </w:rPr>
-          <w:instrText xml:space="preserve"> PAGEREF _Toc242892474 \h </w:instrText>
+          <w:instrText xml:space="preserve"> PAGEREF _Toc243988563 \h </w:instrText>
         </w:r>
         <w:r>
           <w:rPr>
@@ -7644,7 +7994,7 @@
             <w:noProof/>
             <w:webHidden/>
           </w:rPr>
-          <w:t>9</w:t>
+          <w:t>11</w:t>
         </w:r>
         <w:r>
           <w:rPr>
@@ -7668,13 +8018,13 @@
           <w:lang w:val="es-MX" w:eastAsia="es-MX"/>
         </w:rPr>
       </w:pPr>
-      <w:hyperlink w:anchor="_Toc242892475" w:history="1">
+      <w:hyperlink w:anchor="_Toc243988564" w:history="1">
         <w:r>
           <w:rPr>
             <w:rStyle w:val="Hipervnculo"/>
             <w:noProof/>
           </w:rPr>
-          <w:t>Tabla 2. Acrónimo y abreviaturas</w:t>
+          <w:t>Tabla 7. Autenticar el acceso de los clientes</w:t>
         </w:r>
         <w:r>
           <w:rPr>
@@ -7695,220 +8045,7 @@
             <w:noProof/>
             <w:webHidden/>
           </w:rPr>
-          <w:instrText xml:space="preserve"> PAGEREF _Toc242892475 \h </w:instrText>
-        </w:r>
-        <w:r>
-          <w:rPr>
-            <w:noProof/>
-            <w:webHidden/>
-          </w:rPr>
-        </w:r>
-        <w:r>
-          <w:rPr>
-            <w:noProof/>
-            <w:webHidden/>
-          </w:rPr>
-          <w:fldChar w:fldCharType="separate"/>
-        </w:r>
-        <w:r>
-          <w:rPr>
-            <w:noProof/>
-            <w:webHidden/>
-          </w:rPr>
-          <w:t>9</w:t>
-        </w:r>
-        <w:r>
-          <w:rPr>
-            <w:noProof/>
-            <w:webHidden/>
-          </w:rPr>
-          <w:fldChar w:fldCharType="end"/>
-        </w:r>
-      </w:hyperlink>
-    </w:p>
-    <w:p>
-      <w:pPr>
-        <w:pStyle w:val="Tabladeilustraciones"/>
-        <w:tabs>
-          <w:tab w:val="right" w:leader="dot" w:pos="9020"/>
-        </w:tabs>
-        <w:rPr>
-          <w:rFonts w:asciiTheme="minorHAnsi" w:eastAsiaTheme="minorEastAsia" w:hAnsiTheme="minorHAnsi" w:cstheme="minorBidi"/>
-          <w:noProof/>
-          <w:sz w:val="22"/>
-          <w:lang w:val="es-MX" w:eastAsia="es-MX"/>
-        </w:rPr>
-      </w:pPr>
-      <w:hyperlink w:anchor="_Toc242892476" w:history="1">
-        <w:r>
-          <w:rPr>
-            <w:rStyle w:val="Hipervnculo"/>
-            <w:noProof/>
-          </w:rPr>
-          <w:t>Tabla 3. Referencias</w:t>
-        </w:r>
-        <w:r>
-          <w:rPr>
-            <w:noProof/>
-            <w:webHidden/>
-          </w:rPr>
-          <w:tab/>
-        </w:r>
-        <w:r>
-          <w:rPr>
-            <w:noProof/>
-            <w:webHidden/>
-          </w:rPr>
-          <w:fldChar w:fldCharType="begin"/>
-        </w:r>
-        <w:r>
-          <w:rPr>
-            <w:noProof/>
-            <w:webHidden/>
-          </w:rPr>
-          <w:instrText xml:space="preserve"> PAGEREF _Toc242892476 \h </w:instrText>
-        </w:r>
-        <w:r>
-          <w:rPr>
-            <w:noProof/>
-            <w:webHidden/>
-          </w:rPr>
-        </w:r>
-        <w:r>
-          <w:rPr>
-            <w:noProof/>
-            <w:webHidden/>
-          </w:rPr>
-          <w:fldChar w:fldCharType="separate"/>
-        </w:r>
-        <w:r>
-          <w:rPr>
-            <w:noProof/>
-            <w:webHidden/>
-          </w:rPr>
-          <w:t>10</w:t>
-        </w:r>
-        <w:r>
-          <w:rPr>
-            <w:noProof/>
-            <w:webHidden/>
-          </w:rPr>
-          <w:fldChar w:fldCharType="end"/>
-        </w:r>
-      </w:hyperlink>
-    </w:p>
-    <w:p>
-      <w:pPr>
-        <w:pStyle w:val="Tabladeilustraciones"/>
-        <w:tabs>
-          <w:tab w:val="right" w:leader="dot" w:pos="9020"/>
-        </w:tabs>
-        <w:rPr>
-          <w:rFonts w:asciiTheme="minorHAnsi" w:eastAsiaTheme="minorEastAsia" w:hAnsiTheme="minorHAnsi" w:cstheme="minorBidi"/>
-          <w:noProof/>
-          <w:sz w:val="22"/>
-          <w:lang w:val="es-MX" w:eastAsia="es-MX"/>
-        </w:rPr>
-      </w:pPr>
-      <w:hyperlink w:anchor="_Toc242892477" w:history="1">
-        <w:r>
-          <w:rPr>
-            <w:rStyle w:val="Hipervnculo"/>
-            <w:noProof/>
-          </w:rPr>
-          <w:t>Tabla 4. Usuario</w:t>
-        </w:r>
-        <w:r>
-          <w:rPr>
-            <w:noProof/>
-            <w:webHidden/>
-          </w:rPr>
-          <w:tab/>
-        </w:r>
-        <w:r>
-          <w:rPr>
-            <w:noProof/>
-            <w:webHidden/>
-          </w:rPr>
-          <w:fldChar w:fldCharType="begin"/>
-        </w:r>
-        <w:r>
-          <w:rPr>
-            <w:noProof/>
-            <w:webHidden/>
-          </w:rPr>
-          <w:instrText xml:space="preserve"> PAGEREF _Toc242892477 \h </w:instrText>
-        </w:r>
-        <w:r>
-          <w:rPr>
-            <w:noProof/>
-            <w:webHidden/>
-          </w:rPr>
-        </w:r>
-        <w:r>
-          <w:rPr>
-            <w:noProof/>
-            <w:webHidden/>
-          </w:rPr>
-          <w:fldChar w:fldCharType="separate"/>
-        </w:r>
-        <w:r>
-          <w:rPr>
-            <w:noProof/>
-            <w:webHidden/>
-          </w:rPr>
-          <w:t>13</w:t>
-        </w:r>
-        <w:r>
-          <w:rPr>
-            <w:noProof/>
-            <w:webHidden/>
-          </w:rPr>
-          <w:fldChar w:fldCharType="end"/>
-        </w:r>
-      </w:hyperlink>
-    </w:p>
-    <w:p>
-      <w:pPr>
-        <w:pStyle w:val="Tabladeilustraciones"/>
-        <w:tabs>
-          <w:tab w:val="right" w:leader="dot" w:pos="9020"/>
-        </w:tabs>
-        <w:rPr>
-          <w:rFonts w:asciiTheme="minorHAnsi" w:eastAsiaTheme="minorEastAsia" w:hAnsiTheme="minorHAnsi" w:cstheme="minorBidi"/>
-          <w:noProof/>
-          <w:sz w:val="22"/>
-          <w:lang w:val="es-MX" w:eastAsia="es-MX"/>
-        </w:rPr>
-      </w:pPr>
-      <w:hyperlink w:anchor="_Toc242892478" w:history="1">
-        <w:r>
-          <w:rPr>
-            <w:rStyle w:val="Hipervnculo"/>
-            <w:noProof/>
-          </w:rPr>
-          <w:t>Tabla 5. Requisitos de interfaces de hardware</w:t>
-        </w:r>
-        <w:r>
-          <w:rPr>
-            <w:noProof/>
-            <w:webHidden/>
-          </w:rPr>
-          <w:tab/>
-        </w:r>
-        <w:r>
-          <w:rPr>
-            <w:noProof/>
-            <w:webHidden/>
-          </w:rPr>
-          <w:fldChar w:fldCharType="begin"/>
-        </w:r>
-        <w:r>
-          <w:rPr>
-            <w:noProof/>
-            <w:webHidden/>
-          </w:rPr>
-          <w:instrText xml:space="preserve"> PAGEREF _Toc242892478 \h </w:instrText>
+          <w:instrText xml:space="preserve"> PAGEREF _Toc243988564 \h </w:instrText>
         </w:r>
         <w:r>
           <w:rPr>
@@ -7952,13 +8089,13 @@
           <w:lang w:val="es-MX" w:eastAsia="es-MX"/>
         </w:rPr>
       </w:pPr>
-      <w:hyperlink w:anchor="_Toc242892479" w:history="1">
+      <w:hyperlink w:anchor="_Toc243988565" w:history="1">
         <w:r>
           <w:rPr>
             <w:rStyle w:val="Hipervnculo"/>
             <w:noProof/>
           </w:rPr>
-          <w:t>Tabla 6.Interfaces de software</w:t>
+          <w:t>Tabla 8. Realizar conversiones</w:t>
         </w:r>
         <w:r>
           <w:rPr>
@@ -7979,7 +8116,149 @@
             <w:noProof/>
             <w:webHidden/>
           </w:rPr>
-          <w:instrText xml:space="preserve"> PAGEREF _Toc242892479 \h </w:instrText>
+          <w:instrText xml:space="preserve"> PAGEREF _Toc243988565 \h </w:instrText>
+        </w:r>
+        <w:r>
+          <w:rPr>
+            <w:noProof/>
+            <w:webHidden/>
+          </w:rPr>
+        </w:r>
+        <w:r>
+          <w:rPr>
+            <w:noProof/>
+            <w:webHidden/>
+          </w:rPr>
+          <w:fldChar w:fldCharType="separate"/>
+        </w:r>
+        <w:r>
+          <w:rPr>
+            <w:noProof/>
+            <w:webHidden/>
+          </w:rPr>
+          <w:t>14</w:t>
+        </w:r>
+        <w:r>
+          <w:rPr>
+            <w:noProof/>
+            <w:webHidden/>
+          </w:rPr>
+          <w:fldChar w:fldCharType="end"/>
+        </w:r>
+      </w:hyperlink>
+    </w:p>
+    <w:p>
+      <w:pPr>
+        <w:pStyle w:val="Tabladeilustraciones"/>
+        <w:tabs>
+          <w:tab w:val="right" w:leader="dot" w:pos="9020"/>
+        </w:tabs>
+        <w:rPr>
+          <w:rFonts w:asciiTheme="minorHAnsi" w:eastAsiaTheme="minorEastAsia" w:hAnsiTheme="minorHAnsi" w:cstheme="minorBidi"/>
+          <w:noProof/>
+          <w:sz w:val="22"/>
+          <w:lang w:val="es-MX" w:eastAsia="es-MX"/>
+        </w:rPr>
+      </w:pPr>
+      <w:hyperlink w:anchor="_Toc243988566" w:history="1">
+        <w:r>
+          <w:rPr>
+            <w:rStyle w:val="Hipervnculo"/>
+            <w:noProof/>
+          </w:rPr>
+          <w:t>Tabla 9. Consultar el catálogo de unidades</w:t>
+        </w:r>
+        <w:r>
+          <w:rPr>
+            <w:noProof/>
+            <w:webHidden/>
+          </w:rPr>
+          <w:tab/>
+        </w:r>
+        <w:r>
+          <w:rPr>
+            <w:noProof/>
+            <w:webHidden/>
+          </w:rPr>
+          <w:fldChar w:fldCharType="begin"/>
+        </w:r>
+        <w:r>
+          <w:rPr>
+            <w:noProof/>
+            <w:webHidden/>
+          </w:rPr>
+          <w:instrText xml:space="preserve"> PAGEREF _Toc243988566 \h </w:instrText>
+        </w:r>
+        <w:r>
+          <w:rPr>
+            <w:noProof/>
+            <w:webHidden/>
+          </w:rPr>
+        </w:r>
+        <w:r>
+          <w:rPr>
+            <w:noProof/>
+            <w:webHidden/>
+          </w:rPr>
+          <w:fldChar w:fldCharType="separate"/>
+        </w:r>
+        <w:r>
+          <w:rPr>
+            <w:noProof/>
+            <w:webHidden/>
+          </w:rPr>
+          <w:t>14</w:t>
+        </w:r>
+        <w:r>
+          <w:rPr>
+            <w:noProof/>
+            <w:webHidden/>
+          </w:rPr>
+          <w:fldChar w:fldCharType="end"/>
+        </w:r>
+      </w:hyperlink>
+    </w:p>
+    <w:p>
+      <w:pPr>
+        <w:pStyle w:val="Tabladeilustraciones"/>
+        <w:tabs>
+          <w:tab w:val="right" w:leader="dot" w:pos="9020"/>
+        </w:tabs>
+        <w:rPr>
+          <w:rFonts w:asciiTheme="minorHAnsi" w:eastAsiaTheme="minorEastAsia" w:hAnsiTheme="minorHAnsi" w:cstheme="minorBidi"/>
+          <w:noProof/>
+          <w:sz w:val="22"/>
+          <w:lang w:val="es-MX" w:eastAsia="es-MX"/>
+        </w:rPr>
+      </w:pPr>
+      <w:hyperlink w:anchor="_Toc243988567" w:history="1">
+        <w:r>
+          <w:rPr>
+            <w:rStyle w:val="Hipervnculo"/>
+            <w:noProof/>
+          </w:rPr>
+          <w:t>Tabla 10. Actor Usuario</w:t>
+        </w:r>
+        <w:r>
+          <w:rPr>
+            <w:noProof/>
+            <w:webHidden/>
+          </w:rPr>
+          <w:tab/>
+        </w:r>
+        <w:r>
+          <w:rPr>
+            <w:noProof/>
+            <w:webHidden/>
+          </w:rPr>
+          <w:fldChar w:fldCharType="begin"/>
+        </w:r>
+        <w:r>
+          <w:rPr>
+            <w:noProof/>
+            <w:webHidden/>
+          </w:rPr>
+          <w:instrText xml:space="preserve"> PAGEREF _Toc243988567 \h </w:instrText>
         </w:r>
         <w:r>
           <w:rPr>
@@ -8023,13 +8302,13 @@
           <w:lang w:val="es-MX" w:eastAsia="es-MX"/>
         </w:rPr>
       </w:pPr>
-      <w:hyperlink w:anchor="_Toc242892480" w:history="1">
+      <w:hyperlink w:anchor="_Toc243988568" w:history="1">
         <w:r>
           <w:rPr>
             <w:rStyle w:val="Hipervnculo"/>
             <w:noProof/>
           </w:rPr>
-          <w:t>Tabla 7. Autenticar el acceso de los clientes</w:t>
+          <w:t>Tabla 11. Actor Cliente Consola</w:t>
         </w:r>
         <w:r>
           <w:rPr>
@@ -8050,7 +8329,433 @@
             <w:noProof/>
             <w:webHidden/>
           </w:rPr>
-          <w:instrText xml:space="preserve"> PAGEREF _Toc242892480 \h </w:instrText>
+          <w:instrText xml:space="preserve"> PAGEREF _Toc243988568 \h </w:instrText>
+        </w:r>
+        <w:r>
+          <w:rPr>
+            <w:noProof/>
+            <w:webHidden/>
+          </w:rPr>
+        </w:r>
+        <w:r>
+          <w:rPr>
+            <w:noProof/>
+            <w:webHidden/>
+          </w:rPr>
+          <w:fldChar w:fldCharType="separate"/>
+        </w:r>
+        <w:r>
+          <w:rPr>
+            <w:noProof/>
+            <w:webHidden/>
+          </w:rPr>
+          <w:t>15</w:t>
+        </w:r>
+        <w:r>
+          <w:rPr>
+            <w:noProof/>
+            <w:webHidden/>
+          </w:rPr>
+          <w:fldChar w:fldCharType="end"/>
+        </w:r>
+      </w:hyperlink>
+    </w:p>
+    <w:p>
+      <w:pPr>
+        <w:pStyle w:val="Tabladeilustraciones"/>
+        <w:tabs>
+          <w:tab w:val="right" w:leader="dot" w:pos="9020"/>
+        </w:tabs>
+        <w:rPr>
+          <w:rFonts w:asciiTheme="minorHAnsi" w:eastAsiaTheme="minorEastAsia" w:hAnsiTheme="minorHAnsi" w:cstheme="minorBidi"/>
+          <w:noProof/>
+          <w:sz w:val="22"/>
+          <w:lang w:val="es-MX" w:eastAsia="es-MX"/>
+        </w:rPr>
+      </w:pPr>
+      <w:hyperlink w:anchor="_Toc243988569" w:history="1">
+        <w:r>
+          <w:rPr>
+            <w:rStyle w:val="Hipervnculo"/>
+            <w:noProof/>
+          </w:rPr>
+          <w:t>Tabla 12. Actor Cliente Escritorio</w:t>
+        </w:r>
+        <w:r>
+          <w:rPr>
+            <w:noProof/>
+            <w:webHidden/>
+          </w:rPr>
+          <w:tab/>
+        </w:r>
+        <w:r>
+          <w:rPr>
+            <w:noProof/>
+            <w:webHidden/>
+          </w:rPr>
+          <w:fldChar w:fldCharType="begin"/>
+        </w:r>
+        <w:r>
+          <w:rPr>
+            <w:noProof/>
+            <w:webHidden/>
+          </w:rPr>
+          <w:instrText xml:space="preserve"> PAGEREF _Toc243988569 \h </w:instrText>
+        </w:r>
+        <w:r>
+          <w:rPr>
+            <w:noProof/>
+            <w:webHidden/>
+          </w:rPr>
+        </w:r>
+        <w:r>
+          <w:rPr>
+            <w:noProof/>
+            <w:webHidden/>
+          </w:rPr>
+          <w:fldChar w:fldCharType="separate"/>
+        </w:r>
+        <w:r>
+          <w:rPr>
+            <w:noProof/>
+            <w:webHidden/>
+          </w:rPr>
+          <w:t>15</w:t>
+        </w:r>
+        <w:r>
+          <w:rPr>
+            <w:noProof/>
+            <w:webHidden/>
+          </w:rPr>
+          <w:fldChar w:fldCharType="end"/>
+        </w:r>
+      </w:hyperlink>
+    </w:p>
+    <w:p>
+      <w:pPr>
+        <w:pStyle w:val="Tabladeilustraciones"/>
+        <w:tabs>
+          <w:tab w:val="right" w:leader="dot" w:pos="9020"/>
+        </w:tabs>
+        <w:rPr>
+          <w:rFonts w:asciiTheme="minorHAnsi" w:eastAsiaTheme="minorEastAsia" w:hAnsiTheme="minorHAnsi" w:cstheme="minorBidi"/>
+          <w:noProof/>
+          <w:sz w:val="22"/>
+          <w:lang w:val="es-MX" w:eastAsia="es-MX"/>
+        </w:rPr>
+      </w:pPr>
+      <w:hyperlink w:anchor="_Toc243988570" w:history="1">
+        <w:r>
+          <w:rPr>
+            <w:rStyle w:val="Hipervnculo"/>
+            <w:noProof/>
+          </w:rPr>
+          <w:t>Tabla 13. Actor Cliente Web</w:t>
+        </w:r>
+        <w:r>
+          <w:rPr>
+            <w:noProof/>
+            <w:webHidden/>
+          </w:rPr>
+          <w:tab/>
+        </w:r>
+        <w:r>
+          <w:rPr>
+            <w:noProof/>
+            <w:webHidden/>
+          </w:rPr>
+          <w:fldChar w:fldCharType="begin"/>
+        </w:r>
+        <w:r>
+          <w:rPr>
+            <w:noProof/>
+            <w:webHidden/>
+          </w:rPr>
+          <w:instrText xml:space="preserve"> PAGEREF _Toc243988570 \h </w:instrText>
+        </w:r>
+        <w:r>
+          <w:rPr>
+            <w:noProof/>
+            <w:webHidden/>
+          </w:rPr>
+        </w:r>
+        <w:r>
+          <w:rPr>
+            <w:noProof/>
+            <w:webHidden/>
+          </w:rPr>
+          <w:fldChar w:fldCharType="separate"/>
+        </w:r>
+        <w:r>
+          <w:rPr>
+            <w:noProof/>
+            <w:webHidden/>
+          </w:rPr>
+          <w:t>15</w:t>
+        </w:r>
+        <w:r>
+          <w:rPr>
+            <w:noProof/>
+            <w:webHidden/>
+          </w:rPr>
+          <w:fldChar w:fldCharType="end"/>
+        </w:r>
+      </w:hyperlink>
+    </w:p>
+    <w:p>
+      <w:pPr>
+        <w:pStyle w:val="Tabladeilustraciones"/>
+        <w:tabs>
+          <w:tab w:val="right" w:leader="dot" w:pos="9020"/>
+        </w:tabs>
+        <w:rPr>
+          <w:rFonts w:asciiTheme="minorHAnsi" w:eastAsiaTheme="minorEastAsia" w:hAnsiTheme="minorHAnsi" w:cstheme="minorBidi"/>
+          <w:noProof/>
+          <w:sz w:val="22"/>
+          <w:lang w:val="es-MX" w:eastAsia="es-MX"/>
+        </w:rPr>
+      </w:pPr>
+      <w:hyperlink w:anchor="_Toc243988571" w:history="1">
+        <w:r>
+          <w:rPr>
+            <w:rStyle w:val="Hipervnculo"/>
+            <w:noProof/>
+          </w:rPr>
+          <w:t>Tabla 14. Actor Cliente Móvil Android</w:t>
+        </w:r>
+        <w:r>
+          <w:rPr>
+            <w:noProof/>
+            <w:webHidden/>
+          </w:rPr>
+          <w:tab/>
+        </w:r>
+        <w:r>
+          <w:rPr>
+            <w:noProof/>
+            <w:webHidden/>
+          </w:rPr>
+          <w:fldChar w:fldCharType="begin"/>
+        </w:r>
+        <w:r>
+          <w:rPr>
+            <w:noProof/>
+            <w:webHidden/>
+          </w:rPr>
+          <w:instrText xml:space="preserve"> PAGEREF _Toc243988571 \h </w:instrText>
+        </w:r>
+        <w:r>
+          <w:rPr>
+            <w:noProof/>
+            <w:webHidden/>
+          </w:rPr>
+        </w:r>
+        <w:r>
+          <w:rPr>
+            <w:noProof/>
+            <w:webHidden/>
+          </w:rPr>
+          <w:fldChar w:fldCharType="separate"/>
+        </w:r>
+        <w:r>
+          <w:rPr>
+            <w:noProof/>
+            <w:webHidden/>
+          </w:rPr>
+          <w:t>15</w:t>
+        </w:r>
+        <w:r>
+          <w:rPr>
+            <w:noProof/>
+            <w:webHidden/>
+          </w:rPr>
+          <w:fldChar w:fldCharType="end"/>
+        </w:r>
+      </w:hyperlink>
+    </w:p>
+    <w:p>
+      <w:pPr>
+        <w:pStyle w:val="Tabladeilustraciones"/>
+        <w:tabs>
+          <w:tab w:val="right" w:leader="dot" w:pos="9020"/>
+        </w:tabs>
+        <w:rPr>
+          <w:rFonts w:asciiTheme="minorHAnsi" w:eastAsiaTheme="minorEastAsia" w:hAnsiTheme="minorHAnsi" w:cstheme="minorBidi"/>
+          <w:noProof/>
+          <w:sz w:val="22"/>
+          <w:lang w:val="es-MX" w:eastAsia="es-MX"/>
+        </w:rPr>
+      </w:pPr>
+      <w:hyperlink w:anchor="_Toc243988572" w:history="1">
+        <w:r>
+          <w:rPr>
+            <w:rStyle w:val="Hipervnculo"/>
+            <w:noProof/>
+          </w:rPr>
+          <w:t>Tabla 15. Lista de requisitos funcionales</w:t>
+        </w:r>
+        <w:r>
+          <w:rPr>
+            <w:noProof/>
+            <w:webHidden/>
+          </w:rPr>
+          <w:tab/>
+        </w:r>
+        <w:r>
+          <w:rPr>
+            <w:noProof/>
+            <w:webHidden/>
+          </w:rPr>
+          <w:fldChar w:fldCharType="begin"/>
+        </w:r>
+        <w:r>
+          <w:rPr>
+            <w:noProof/>
+            <w:webHidden/>
+          </w:rPr>
+          <w:instrText xml:space="preserve"> PAGEREF _Toc243988572 \h </w:instrText>
+        </w:r>
+        <w:r>
+          <w:rPr>
+            <w:noProof/>
+            <w:webHidden/>
+          </w:rPr>
+        </w:r>
+        <w:r>
+          <w:rPr>
+            <w:noProof/>
+            <w:webHidden/>
+          </w:rPr>
+          <w:fldChar w:fldCharType="separate"/>
+        </w:r>
+        <w:r>
+          <w:rPr>
+            <w:noProof/>
+            <w:webHidden/>
+          </w:rPr>
+          <w:t>15</w:t>
+        </w:r>
+        <w:r>
+          <w:rPr>
+            <w:noProof/>
+            <w:webHidden/>
+          </w:rPr>
+          <w:fldChar w:fldCharType="end"/>
+        </w:r>
+      </w:hyperlink>
+    </w:p>
+    <w:p>
+      <w:pPr>
+        <w:pStyle w:val="Tabladeilustraciones"/>
+        <w:tabs>
+          <w:tab w:val="right" w:leader="dot" w:pos="9020"/>
+        </w:tabs>
+        <w:rPr>
+          <w:rFonts w:asciiTheme="minorHAnsi" w:eastAsiaTheme="minorEastAsia" w:hAnsiTheme="minorHAnsi" w:cstheme="minorBidi"/>
+          <w:noProof/>
+          <w:sz w:val="22"/>
+          <w:lang w:val="es-MX" w:eastAsia="es-MX"/>
+        </w:rPr>
+      </w:pPr>
+      <w:hyperlink w:anchor="_Toc243988573" w:history="1">
+        <w:r>
+          <w:rPr>
+            <w:rStyle w:val="Hipervnculo"/>
+            <w:noProof/>
+          </w:rPr>
+          <w:t>Tabla 16. Autenticar Cliente</w:t>
+        </w:r>
+        <w:r>
+          <w:rPr>
+            <w:noProof/>
+            <w:webHidden/>
+          </w:rPr>
+          <w:tab/>
+        </w:r>
+        <w:r>
+          <w:rPr>
+            <w:noProof/>
+            <w:webHidden/>
+          </w:rPr>
+          <w:fldChar w:fldCharType="begin"/>
+        </w:r>
+        <w:r>
+          <w:rPr>
+            <w:noProof/>
+            <w:webHidden/>
+          </w:rPr>
+          <w:instrText xml:space="preserve"> PAGEREF _Toc243988573 \h </w:instrText>
+        </w:r>
+        <w:r>
+          <w:rPr>
+            <w:noProof/>
+            <w:webHidden/>
+          </w:rPr>
+        </w:r>
+        <w:r>
+          <w:rPr>
+            <w:noProof/>
+            <w:webHidden/>
+          </w:rPr>
+          <w:fldChar w:fldCharType="separate"/>
+        </w:r>
+        <w:r>
+          <w:rPr>
+            <w:noProof/>
+            <w:webHidden/>
+          </w:rPr>
+          <w:t>16</w:t>
+        </w:r>
+        <w:r>
+          <w:rPr>
+            <w:noProof/>
+            <w:webHidden/>
+          </w:rPr>
+          <w:fldChar w:fldCharType="end"/>
+        </w:r>
+      </w:hyperlink>
+    </w:p>
+    <w:p>
+      <w:pPr>
+        <w:pStyle w:val="Tabladeilustraciones"/>
+        <w:tabs>
+          <w:tab w:val="right" w:leader="dot" w:pos="9020"/>
+        </w:tabs>
+        <w:rPr>
+          <w:rFonts w:asciiTheme="minorHAnsi" w:eastAsiaTheme="minorEastAsia" w:hAnsiTheme="minorHAnsi" w:cstheme="minorBidi"/>
+          <w:noProof/>
+          <w:sz w:val="22"/>
+          <w:lang w:val="es-MX" w:eastAsia="es-MX"/>
+        </w:rPr>
+      </w:pPr>
+      <w:hyperlink w:anchor="_Toc243988574" w:history="1">
+        <w:r>
+          <w:rPr>
+            <w:rStyle w:val="Hipervnculo"/>
+            <w:noProof/>
+          </w:rPr>
+          <w:t>Tabla 17. Convertir Longitud</w:t>
+        </w:r>
+        <w:r>
+          <w:rPr>
+            <w:noProof/>
+            <w:webHidden/>
+          </w:rPr>
+          <w:tab/>
+        </w:r>
+        <w:r>
+          <w:rPr>
+            <w:noProof/>
+            <w:webHidden/>
+          </w:rPr>
+          <w:fldChar w:fldCharType="begin"/>
+        </w:r>
+        <w:r>
+          <w:rPr>
+            <w:noProof/>
+            <w:webHidden/>
+          </w:rPr>
+          <w:instrText xml:space="preserve"> PAGEREF _Toc243988574 \h </w:instrText>
         </w:r>
         <w:r>
           <w:rPr>
@@ -8094,13 +8799,13 @@
           <w:lang w:val="es-MX" w:eastAsia="es-MX"/>
         </w:rPr>
       </w:pPr>
-      <w:hyperlink w:anchor="_Toc242892481" w:history="1">
+      <w:hyperlink w:anchor="_Toc243988575" w:history="1">
         <w:r>
           <w:rPr>
             <w:rStyle w:val="Hipervnculo"/>
             <w:noProof/>
           </w:rPr>
-          <w:t>Tabla 8. Realizar conversiones</w:t>
+          <w:t>Tabla 18. Convertir Masa</w:t>
         </w:r>
         <w:r>
           <w:rPr>
@@ -8121,7 +8826,7 @@
             <w:noProof/>
             <w:webHidden/>
           </w:rPr>
-          <w:instrText xml:space="preserve"> PAGEREF _Toc242892481 \h </w:instrText>
+          <w:instrText xml:space="preserve"> PAGEREF _Toc243988575 \h </w:instrText>
         </w:r>
         <w:r>
           <w:rPr>
@@ -8165,13 +8870,13 @@
           <w:lang w:val="es-MX" w:eastAsia="es-MX"/>
         </w:rPr>
       </w:pPr>
-      <w:hyperlink w:anchor="_Toc242892482" w:history="1">
+      <w:hyperlink w:anchor="_Toc243988576" w:history="1">
         <w:r>
           <w:rPr>
             <w:rStyle w:val="Hipervnculo"/>
             <w:noProof/>
           </w:rPr>
-          <w:t>Tabla 9. Consultar el catálogo de unidades</w:t>
+          <w:t>Tabla 19. Convertir Temperatura</w:t>
         </w:r>
         <w:r>
           <w:rPr>
@@ -8192,7 +8897,7 @@
             <w:noProof/>
             <w:webHidden/>
           </w:rPr>
-          <w:instrText xml:space="preserve"> PAGEREF _Toc242892482 \h </w:instrText>
+          <w:instrText xml:space="preserve"> PAGEREF _Toc243988576 \h </w:instrText>
         </w:r>
         <w:r>
           <w:rPr>
@@ -8236,13 +8941,13 @@
           <w:lang w:val="es-MX" w:eastAsia="es-MX"/>
         </w:rPr>
       </w:pPr>
-      <w:hyperlink w:anchor="_Toc242892483" w:history="1">
+      <w:hyperlink w:anchor="_Toc243988577" w:history="1">
         <w:r>
           <w:rPr>
             <w:rStyle w:val="Hipervnculo"/>
             <w:noProof/>
           </w:rPr>
-          <w:t>Tabla 10. Actor Usuario</w:t>
+          <w:t>Tabla 20. Consultar catálogo</w:t>
         </w:r>
         <w:r>
           <w:rPr>
@@ -8263,7 +8968,151 @@
             <w:noProof/>
             <w:webHidden/>
           </w:rPr>
-          <w:instrText xml:space="preserve"> PAGEREF _Toc242892483 \h </w:instrText>
+          <w:instrText xml:space="preserve"> PAGEREF _Toc243988577 \h </w:instrText>
+        </w:r>
+        <w:r>
+          <w:rPr>
+            <w:noProof/>
+            <w:webHidden/>
+          </w:rPr>
+        </w:r>
+        <w:r>
+          <w:rPr>
+            <w:noProof/>
+            <w:webHidden/>
+          </w:rPr>
+          <w:fldChar w:fldCharType="separate"/>
+        </w:r>
+        <w:r>
+          <w:rPr>
+            <w:noProof/>
+            <w:webHidden/>
+          </w:rPr>
+          <w:t>17</w:t>
+        </w:r>
+        <w:r>
+          <w:rPr>
+            <w:noProof/>
+            <w:webHidden/>
+          </w:rPr>
+          <w:fldChar w:fldCharType="end"/>
+        </w:r>
+      </w:hyperlink>
+    </w:p>
+    <w:p>
+      <w:pPr>
+        <w:pStyle w:val="Tabladeilustraciones"/>
+        <w:tabs>
+          <w:tab w:val="right" w:leader="dot" w:pos="9020"/>
+        </w:tabs>
+        <w:rPr>
+          <w:rFonts w:asciiTheme="minorHAnsi" w:eastAsiaTheme="minorEastAsia" w:hAnsiTheme="minorHAnsi" w:cstheme="minorBidi"/>
+          <w:noProof/>
+          <w:sz w:val="22"/>
+          <w:lang w:val="es-MX" w:eastAsia="es-MX"/>
+        </w:rPr>
+      </w:pPr>
+      <w:hyperlink w:anchor="_Toc243988578" w:history="1">
+        <w:r>
+          <w:rPr>
+            <w:rStyle w:val="Hipervnculo"/>
+            <w:noProof/>
+          </w:rPr>
+          <w:t>Tabla 21. Gestionar errores</w:t>
+        </w:r>
+        <w:r>
+          <w:rPr>
+            <w:noProof/>
+            <w:webHidden/>
+          </w:rPr>
+          <w:tab/>
+        </w:r>
+        <w:r>
+          <w:rPr>
+            <w:noProof/>
+            <w:webHidden/>
+          </w:rPr>
+          <w:fldChar w:fldCharType="begin"/>
+        </w:r>
+        <w:r>
+          <w:rPr>
+            <w:noProof/>
+            <w:webHidden/>
+          </w:rPr>
+          <w:instrText xml:space="preserve"> PAGEREF _Toc243988578 \h </w:instrText>
+        </w:r>
+        <w:r>
+          <w:rPr>
+            <w:noProof/>
+            <w:webHidden/>
+          </w:rPr>
+        </w:r>
+        <w:r>
+          <w:rPr>
+            <w:noProof/>
+            <w:webHidden/>
+          </w:rPr>
+          <w:fldChar w:fldCharType="separate"/>
+        </w:r>
+        <w:r>
+          <w:rPr>
+            <w:noProof/>
+            <w:webHidden/>
+          </w:rPr>
+          <w:t>17</w:t>
+        </w:r>
+        <w:r>
+          <w:rPr>
+            <w:noProof/>
+            <w:webHidden/>
+          </w:rPr>
+          <w:fldChar w:fldCharType="end"/>
+        </w:r>
+      </w:hyperlink>
+    </w:p>
+    <w:p>
+      <w:pPr>
+        <w:pStyle w:val="Tabladeilustraciones"/>
+        <w:tabs>
+          <w:tab w:val="right" w:leader="dot" w:pos="9020"/>
+        </w:tabs>
+        <w:rPr>
+          <w:rFonts w:asciiTheme="minorHAnsi" w:eastAsiaTheme="minorEastAsia" w:hAnsiTheme="minorHAnsi" w:cstheme="minorBidi"/>
+          <w:noProof/>
+          <w:sz w:val="22"/>
+          <w:lang w:val="es-MX" w:eastAsia="es-MX"/>
+        </w:rPr>
+      </w:pPr>
+      <w:hyperlink w:anchor="_Toc243988579" w:history="1">
+        <w:r>
+          <w:rPr>
+            <w:rStyle w:val="Hipervnculo"/>
+            <w:b/>
+            <w:bCs/>
+            <w:noProof/>
+          </w:rPr>
+          <w:t>Tabla 22. Requerimiento no funcional Protocolo de Arquitectura (SOAP)</w:t>
+        </w:r>
+        <w:r>
+          <w:rPr>
+            <w:noProof/>
+            <w:webHidden/>
+          </w:rPr>
+          <w:tab/>
+        </w:r>
+        <w:r>
+          <w:rPr>
+            <w:noProof/>
+            <w:webHidden/>
+          </w:rPr>
+          <w:fldChar w:fldCharType="begin"/>
+        </w:r>
+        <w:r>
+          <w:rPr>
+            <w:noProof/>
+            <w:webHidden/>
+          </w:rPr>
+          <w:instrText xml:space="preserve"> PAGEREF _Toc243988579 \h </w:instrText>
         </w:r>
         <w:r>
           <w:rPr>
@@ -8307,13 +9156,15 @@
           <w:lang w:val="es-MX" w:eastAsia="es-MX"/>
         </w:rPr>
       </w:pPr>
-      <w:hyperlink w:anchor="_Toc242892484" w:history="1">
+      <w:hyperlink w:anchor="_Toc243988580" w:history="1">
         <w:r>
           <w:rPr>
             <w:rStyle w:val="Hipervnculo"/>
+            <w:b/>
+            <w:bCs/>
             <w:noProof/>
           </w:rPr>
-          <w:t>Tabla 11. Actor Cliente Consola</w:t>
+          <w:t>Tabla 23. Requerimiento no funcional Especificación de Software.</w:t>
         </w:r>
         <w:r>
           <w:rPr>
@@ -8334,7 +9185,7 @@
             <w:noProof/>
             <w:webHidden/>
           </w:rPr>
-          <w:instrText xml:space="preserve"> PAGEREF _Toc242892484 \h </w:instrText>
+          <w:instrText xml:space="preserve"> PAGEREF _Toc243988580 \h </w:instrText>
         </w:r>
         <w:r>
           <w:rPr>
@@ -8378,863 +9229,7 @@
           <w:lang w:val="es-MX" w:eastAsia="es-MX"/>
         </w:rPr>
       </w:pPr>
-      <w:hyperlink w:anchor="_Toc242892485" w:history="1">
-        <w:r>
-          <w:rPr>
-            <w:rStyle w:val="Hipervnculo"/>
-            <w:noProof/>
-          </w:rPr>
-          <w:t>Tabla 12. Actor Cliente Escritorio</w:t>
-        </w:r>
-        <w:r>
-          <w:rPr>
-            <w:noProof/>
-            <w:webHidden/>
-          </w:rPr>
-          <w:tab/>
-        </w:r>
-        <w:r>
-          <w:rPr>
-            <w:noProof/>
-            <w:webHidden/>
-          </w:rPr>
-          <w:fldChar w:fldCharType="begin"/>
-        </w:r>
-        <w:r>
-          <w:rPr>
-            <w:noProof/>
-            <w:webHidden/>
-          </w:rPr>
-          <w:instrText xml:space="preserve"> PAGEREF _Toc242892485 \h </w:instrText>
-        </w:r>
-        <w:r>
-          <w:rPr>
-            <w:noProof/>
-            <w:webHidden/>
-          </w:rPr>
-        </w:r>
-        <w:r>
-          <w:rPr>
-            <w:noProof/>
-            <w:webHidden/>
-          </w:rPr>
-          <w:fldChar w:fldCharType="separate"/>
-        </w:r>
-        <w:r>
-          <w:rPr>
-            <w:noProof/>
-            <w:webHidden/>
-          </w:rPr>
-          <w:t>18</w:t>
-        </w:r>
-        <w:r>
-          <w:rPr>
-            <w:noProof/>
-            <w:webHidden/>
-          </w:rPr>
-          <w:fldChar w:fldCharType="end"/>
-        </w:r>
-      </w:hyperlink>
-    </w:p>
-    <w:p>
-      <w:pPr>
-        <w:pStyle w:val="Tabladeilustraciones"/>
-        <w:tabs>
-          <w:tab w:val="right" w:leader="dot" w:pos="9020"/>
-        </w:tabs>
-        <w:rPr>
-          <w:rFonts w:asciiTheme="minorHAnsi" w:eastAsiaTheme="minorEastAsia" w:hAnsiTheme="minorHAnsi" w:cstheme="minorBidi"/>
-          <w:noProof/>
-          <w:sz w:val="22"/>
-          <w:lang w:val="es-MX" w:eastAsia="es-MX"/>
-        </w:rPr>
-      </w:pPr>
-      <w:hyperlink w:anchor="_Toc242892486" w:history="1">
-        <w:r>
-          <w:rPr>
-            <w:rStyle w:val="Hipervnculo"/>
-            <w:noProof/>
-          </w:rPr>
-          <w:t>Tabla 13. Actor Cliente Web</w:t>
-        </w:r>
-        <w:r>
-          <w:rPr>
-            <w:noProof/>
-            <w:webHidden/>
-          </w:rPr>
-          <w:tab/>
-        </w:r>
-        <w:r>
-          <w:rPr>
-            <w:noProof/>
-            <w:webHidden/>
-          </w:rPr>
-          <w:fldChar w:fldCharType="begin"/>
-        </w:r>
-        <w:r>
-          <w:rPr>
-            <w:noProof/>
-            <w:webHidden/>
-          </w:rPr>
-          <w:instrText xml:space="preserve"> PAGEREF _Toc242892486 \h </w:instrText>
-        </w:r>
-        <w:r>
-          <w:rPr>
-            <w:noProof/>
-            <w:webHidden/>
-          </w:rPr>
-        </w:r>
-        <w:r>
-          <w:rPr>
-            <w:noProof/>
-            <w:webHidden/>
-          </w:rPr>
-          <w:fldChar w:fldCharType="separate"/>
-        </w:r>
-        <w:r>
-          <w:rPr>
-            <w:noProof/>
-            <w:webHidden/>
-          </w:rPr>
-          <w:t>18</w:t>
-        </w:r>
-        <w:r>
-          <w:rPr>
-            <w:noProof/>
-            <w:webHidden/>
-          </w:rPr>
-          <w:fldChar w:fldCharType="end"/>
-        </w:r>
-      </w:hyperlink>
-    </w:p>
-    <w:p>
-      <w:pPr>
-        <w:pStyle w:val="Tabladeilustraciones"/>
-        <w:tabs>
-          <w:tab w:val="right" w:leader="dot" w:pos="9020"/>
-        </w:tabs>
-        <w:rPr>
-          <w:rFonts w:asciiTheme="minorHAnsi" w:eastAsiaTheme="minorEastAsia" w:hAnsiTheme="minorHAnsi" w:cstheme="minorBidi"/>
-          <w:noProof/>
-          <w:sz w:val="22"/>
-          <w:lang w:val="es-MX" w:eastAsia="es-MX"/>
-        </w:rPr>
-      </w:pPr>
-      <w:hyperlink w:anchor="_Toc242892487" w:history="1">
-        <w:r>
-          <w:rPr>
-            <w:rStyle w:val="Hipervnculo"/>
-            <w:noProof/>
-          </w:rPr>
-          <w:t>Tabla 14. Actor Cliente Móvil Android</w:t>
-        </w:r>
-        <w:r>
-          <w:rPr>
-            <w:noProof/>
-            <w:webHidden/>
-          </w:rPr>
-          <w:tab/>
-        </w:r>
-        <w:r>
-          <w:rPr>
-            <w:noProof/>
-            <w:webHidden/>
-          </w:rPr>
-          <w:fldChar w:fldCharType="begin"/>
-        </w:r>
-        <w:r>
-          <w:rPr>
-            <w:noProof/>
-            <w:webHidden/>
-          </w:rPr>
-          <w:instrText xml:space="preserve"> PAGEREF _Toc242892487 \h </w:instrText>
-        </w:r>
-        <w:r>
-          <w:rPr>
-            <w:noProof/>
-            <w:webHidden/>
-          </w:rPr>
-        </w:r>
-        <w:r>
-          <w:rPr>
-            <w:noProof/>
-            <w:webHidden/>
-          </w:rPr>
-          <w:fldChar w:fldCharType="separate"/>
-        </w:r>
-        <w:r>
-          <w:rPr>
-            <w:noProof/>
-            <w:webHidden/>
-          </w:rPr>
-          <w:t>18</w:t>
-        </w:r>
-        <w:r>
-          <w:rPr>
-            <w:noProof/>
-            <w:webHidden/>
-          </w:rPr>
-          <w:fldChar w:fldCharType="end"/>
-        </w:r>
-      </w:hyperlink>
-    </w:p>
-    <w:p>
-      <w:pPr>
-        <w:pStyle w:val="Tabladeilustraciones"/>
-        <w:tabs>
-          <w:tab w:val="right" w:leader="dot" w:pos="9020"/>
-        </w:tabs>
-        <w:rPr>
-          <w:rFonts w:asciiTheme="minorHAnsi" w:eastAsiaTheme="minorEastAsia" w:hAnsiTheme="minorHAnsi" w:cstheme="minorBidi"/>
-          <w:noProof/>
-          <w:sz w:val="22"/>
-          <w:lang w:val="es-MX" w:eastAsia="es-MX"/>
-        </w:rPr>
-      </w:pPr>
-      <w:hyperlink w:anchor="_Toc242892488" w:history="1">
-        <w:r>
-          <w:rPr>
-            <w:rStyle w:val="Hipervnculo"/>
-            <w:noProof/>
-          </w:rPr>
-          <w:t>Tabla 15. Lista de requisitos funcionales</w:t>
-        </w:r>
-        <w:r>
-          <w:rPr>
-            <w:noProof/>
-            <w:webHidden/>
-          </w:rPr>
-          <w:tab/>
-        </w:r>
-        <w:r>
-          <w:rPr>
-            <w:noProof/>
-            <w:webHidden/>
-          </w:rPr>
-          <w:fldChar w:fldCharType="begin"/>
-        </w:r>
-        <w:r>
-          <w:rPr>
-            <w:noProof/>
-            <w:webHidden/>
-          </w:rPr>
-          <w:instrText xml:space="preserve"> PAGEREF _Toc242892488 \h </w:instrText>
-        </w:r>
-        <w:r>
-          <w:rPr>
-            <w:noProof/>
-            <w:webHidden/>
-          </w:rPr>
-        </w:r>
-        <w:r>
-          <w:rPr>
-            <w:noProof/>
-            <w:webHidden/>
-          </w:rPr>
-          <w:fldChar w:fldCharType="separate"/>
-        </w:r>
-        <w:r>
-          <w:rPr>
-            <w:noProof/>
-            <w:webHidden/>
-          </w:rPr>
-          <w:t>18</w:t>
-        </w:r>
-        <w:r>
-          <w:rPr>
-            <w:noProof/>
-            <w:webHidden/>
-          </w:rPr>
-          <w:fldChar w:fldCharType="end"/>
-        </w:r>
-      </w:hyperlink>
-    </w:p>
-    <w:p>
-      <w:pPr>
-        <w:pStyle w:val="Tabladeilustraciones"/>
-        <w:tabs>
-          <w:tab w:val="right" w:leader="dot" w:pos="9020"/>
-        </w:tabs>
-        <w:rPr>
-          <w:rFonts w:asciiTheme="minorHAnsi" w:eastAsiaTheme="minorEastAsia" w:hAnsiTheme="minorHAnsi" w:cstheme="minorBidi"/>
-          <w:noProof/>
-          <w:sz w:val="22"/>
-          <w:lang w:val="es-MX" w:eastAsia="es-MX"/>
-        </w:rPr>
-      </w:pPr>
-      <w:hyperlink w:anchor="_Toc242892489" w:history="1">
-        <w:r>
-          <w:rPr>
-            <w:rStyle w:val="Hipervnculo"/>
-            <w:noProof/>
-          </w:rPr>
-          <w:t>Tabla 16. Autenticar Cliente</w:t>
-        </w:r>
-        <w:r>
-          <w:rPr>
-            <w:noProof/>
-            <w:webHidden/>
-          </w:rPr>
-          <w:tab/>
-        </w:r>
-        <w:r>
-          <w:rPr>
-            <w:noProof/>
-            <w:webHidden/>
-          </w:rPr>
-          <w:fldChar w:fldCharType="begin"/>
-        </w:r>
-        <w:r>
-          <w:rPr>
-            <w:noProof/>
-            <w:webHidden/>
-          </w:rPr>
-          <w:instrText xml:space="preserve"> PAGEREF _Toc242892489 \h </w:instrText>
-        </w:r>
-        <w:r>
-          <w:rPr>
-            <w:noProof/>
-            <w:webHidden/>
-          </w:rPr>
-        </w:r>
-        <w:r>
-          <w:rPr>
-            <w:noProof/>
-            <w:webHidden/>
-          </w:rPr>
-          <w:fldChar w:fldCharType="separate"/>
-        </w:r>
-        <w:r>
-          <w:rPr>
-            <w:noProof/>
-            <w:webHidden/>
-          </w:rPr>
-          <w:t>19</w:t>
-        </w:r>
-        <w:r>
-          <w:rPr>
-            <w:noProof/>
-            <w:webHidden/>
-          </w:rPr>
-          <w:fldChar w:fldCharType="end"/>
-        </w:r>
-      </w:hyperlink>
-    </w:p>
-    <w:p>
-      <w:pPr>
-        <w:pStyle w:val="Tabladeilustraciones"/>
-        <w:tabs>
-          <w:tab w:val="right" w:leader="dot" w:pos="9020"/>
-        </w:tabs>
-        <w:rPr>
-          <w:rFonts w:asciiTheme="minorHAnsi" w:eastAsiaTheme="minorEastAsia" w:hAnsiTheme="minorHAnsi" w:cstheme="minorBidi"/>
-          <w:noProof/>
-          <w:sz w:val="22"/>
-          <w:lang w:val="es-MX" w:eastAsia="es-MX"/>
-        </w:rPr>
-      </w:pPr>
-      <w:hyperlink w:anchor="_Toc242892490" w:history="1">
-        <w:r>
-          <w:rPr>
-            <w:rStyle w:val="Hipervnculo"/>
-            <w:noProof/>
-          </w:rPr>
-          <w:t>Tabla 17. Convertir Longitud</w:t>
-        </w:r>
-        <w:r>
-          <w:rPr>
-            <w:noProof/>
-            <w:webHidden/>
-          </w:rPr>
-          <w:tab/>
-        </w:r>
-        <w:r>
-          <w:rPr>
-            <w:noProof/>
-            <w:webHidden/>
-          </w:rPr>
-          <w:fldChar w:fldCharType="begin"/>
-        </w:r>
-        <w:r>
-          <w:rPr>
-            <w:noProof/>
-            <w:webHidden/>
-          </w:rPr>
-          <w:instrText xml:space="preserve"> PAGEREF _Toc242892490 \h </w:instrText>
-        </w:r>
-        <w:r>
-          <w:rPr>
-            <w:noProof/>
-            <w:webHidden/>
-          </w:rPr>
-        </w:r>
-        <w:r>
-          <w:rPr>
-            <w:noProof/>
-            <w:webHidden/>
-          </w:rPr>
-          <w:fldChar w:fldCharType="separate"/>
-        </w:r>
-        <w:r>
-          <w:rPr>
-            <w:noProof/>
-            <w:webHidden/>
-          </w:rPr>
-          <w:t>20</w:t>
-        </w:r>
-        <w:r>
-          <w:rPr>
-            <w:noProof/>
-            <w:webHidden/>
-          </w:rPr>
-          <w:fldChar w:fldCharType="end"/>
-        </w:r>
-      </w:hyperlink>
-    </w:p>
-    <w:p>
-      <w:pPr>
-        <w:pStyle w:val="Tabladeilustraciones"/>
-        <w:tabs>
-          <w:tab w:val="right" w:leader="dot" w:pos="9020"/>
-        </w:tabs>
-        <w:rPr>
-          <w:rFonts w:asciiTheme="minorHAnsi" w:eastAsiaTheme="minorEastAsia" w:hAnsiTheme="minorHAnsi" w:cstheme="minorBidi"/>
-          <w:noProof/>
-          <w:sz w:val="22"/>
-          <w:lang w:val="es-MX" w:eastAsia="es-MX"/>
-        </w:rPr>
-      </w:pPr>
-      <w:hyperlink w:anchor="_Toc242892491" w:history="1">
-        <w:r>
-          <w:rPr>
-            <w:rStyle w:val="Hipervnculo"/>
-            <w:noProof/>
-          </w:rPr>
-          <w:t>Tabla 18. Convertir Masa</w:t>
-        </w:r>
-        <w:r>
-          <w:rPr>
-            <w:noProof/>
-            <w:webHidden/>
-          </w:rPr>
-          <w:tab/>
-        </w:r>
-        <w:r>
-          <w:rPr>
-            <w:noProof/>
-            <w:webHidden/>
-          </w:rPr>
-          <w:fldChar w:fldCharType="begin"/>
-        </w:r>
-        <w:r>
-          <w:rPr>
-            <w:noProof/>
-            <w:webHidden/>
-          </w:rPr>
-          <w:instrText xml:space="preserve"> PAGEREF _Toc242892491 \h </w:instrText>
-        </w:r>
-        <w:r>
-          <w:rPr>
-            <w:noProof/>
-            <w:webHidden/>
-          </w:rPr>
-        </w:r>
-        <w:r>
-          <w:rPr>
-            <w:noProof/>
-            <w:webHidden/>
-          </w:rPr>
-          <w:fldChar w:fldCharType="separate"/>
-        </w:r>
-        <w:r>
-          <w:rPr>
-            <w:noProof/>
-            <w:webHidden/>
-          </w:rPr>
-          <w:t>20</w:t>
-        </w:r>
-        <w:r>
-          <w:rPr>
-            <w:noProof/>
-            <w:webHidden/>
-          </w:rPr>
-          <w:fldChar w:fldCharType="end"/>
-        </w:r>
-      </w:hyperlink>
-    </w:p>
-    <w:p>
-      <w:pPr>
-        <w:pStyle w:val="Tabladeilustraciones"/>
-        <w:tabs>
-          <w:tab w:val="right" w:leader="dot" w:pos="9020"/>
-        </w:tabs>
-        <w:rPr>
-          <w:rFonts w:asciiTheme="minorHAnsi" w:eastAsiaTheme="minorEastAsia" w:hAnsiTheme="minorHAnsi" w:cstheme="minorBidi"/>
-          <w:noProof/>
-          <w:sz w:val="22"/>
-          <w:lang w:val="es-MX" w:eastAsia="es-MX"/>
-        </w:rPr>
-      </w:pPr>
-      <w:hyperlink w:anchor="_Toc242892492" w:history="1">
-        <w:r>
-          <w:rPr>
-            <w:rStyle w:val="Hipervnculo"/>
-            <w:noProof/>
-          </w:rPr>
-          <w:t>Tabla 19. Convertir Temperatura</w:t>
-        </w:r>
-        <w:r>
-          <w:rPr>
-            <w:noProof/>
-            <w:webHidden/>
-          </w:rPr>
-          <w:tab/>
-        </w:r>
-        <w:r>
-          <w:rPr>
-            <w:noProof/>
-            <w:webHidden/>
-          </w:rPr>
-          <w:fldChar w:fldCharType="begin"/>
-        </w:r>
-        <w:r>
-          <w:rPr>
-            <w:noProof/>
-            <w:webHidden/>
-          </w:rPr>
-          <w:instrText xml:space="preserve"> PAGEREF _Toc242892492 \h </w:instrText>
-        </w:r>
-        <w:r>
-          <w:rPr>
-            <w:noProof/>
-            <w:webHidden/>
-          </w:rPr>
-        </w:r>
-        <w:r>
-          <w:rPr>
-            <w:noProof/>
-            <w:webHidden/>
-          </w:rPr>
-          <w:fldChar w:fldCharType="separate"/>
-        </w:r>
-        <w:r>
-          <w:rPr>
-            <w:noProof/>
-            <w:webHidden/>
-          </w:rPr>
-          <w:t>20</w:t>
-        </w:r>
-        <w:r>
-          <w:rPr>
-            <w:noProof/>
-            <w:webHidden/>
-          </w:rPr>
-          <w:fldChar w:fldCharType="end"/>
-        </w:r>
-      </w:hyperlink>
-    </w:p>
-    <w:p>
-      <w:pPr>
-        <w:pStyle w:val="Tabladeilustraciones"/>
-        <w:tabs>
-          <w:tab w:val="right" w:leader="dot" w:pos="9020"/>
-        </w:tabs>
-        <w:rPr>
-          <w:rFonts w:asciiTheme="minorHAnsi" w:eastAsiaTheme="minorEastAsia" w:hAnsiTheme="minorHAnsi" w:cstheme="minorBidi"/>
-          <w:noProof/>
-          <w:sz w:val="22"/>
-          <w:lang w:val="es-MX" w:eastAsia="es-MX"/>
-        </w:rPr>
-      </w:pPr>
-      <w:hyperlink w:anchor="_Toc242892493" w:history="1">
-        <w:r>
-          <w:rPr>
-            <w:rStyle w:val="Hipervnculo"/>
-            <w:noProof/>
-          </w:rPr>
-          <w:t>Tabla 20. Consultar catálogo</w:t>
-        </w:r>
-        <w:r>
-          <w:rPr>
-            <w:noProof/>
-            <w:webHidden/>
-          </w:rPr>
-          <w:tab/>
-        </w:r>
-        <w:r>
-          <w:rPr>
-            <w:noProof/>
-            <w:webHidden/>
-          </w:rPr>
-          <w:fldChar w:fldCharType="begin"/>
-        </w:r>
-        <w:r>
-          <w:rPr>
-            <w:noProof/>
-            <w:webHidden/>
-          </w:rPr>
-          <w:instrText xml:space="preserve"> PAGEREF _Toc242892493 \h </w:instrText>
-        </w:r>
-        <w:r>
-          <w:rPr>
-            <w:noProof/>
-            <w:webHidden/>
-          </w:rPr>
-        </w:r>
-        <w:r>
-          <w:rPr>
-            <w:noProof/>
-            <w:webHidden/>
-          </w:rPr>
-          <w:fldChar w:fldCharType="separate"/>
-        </w:r>
-        <w:r>
-          <w:rPr>
-            <w:noProof/>
-            <w:webHidden/>
-          </w:rPr>
-          <w:t>20</w:t>
-        </w:r>
-        <w:r>
-          <w:rPr>
-            <w:noProof/>
-            <w:webHidden/>
-          </w:rPr>
-          <w:fldChar w:fldCharType="end"/>
-        </w:r>
-      </w:hyperlink>
-    </w:p>
-    <w:p>
-      <w:pPr>
-        <w:pStyle w:val="Tabladeilustraciones"/>
-        <w:tabs>
-          <w:tab w:val="right" w:leader="dot" w:pos="9020"/>
-        </w:tabs>
-        <w:rPr>
-          <w:rFonts w:asciiTheme="minorHAnsi" w:eastAsiaTheme="minorEastAsia" w:hAnsiTheme="minorHAnsi" w:cstheme="minorBidi"/>
-          <w:noProof/>
-          <w:sz w:val="22"/>
-          <w:lang w:val="es-MX" w:eastAsia="es-MX"/>
-        </w:rPr>
-      </w:pPr>
-      <w:hyperlink w:anchor="_Toc242892494" w:history="1">
-        <w:r>
-          <w:rPr>
-            <w:rStyle w:val="Hipervnculo"/>
-            <w:noProof/>
-          </w:rPr>
-          <w:t>Tabla 21. Gestionar errores</w:t>
-        </w:r>
-        <w:r>
-          <w:rPr>
-            <w:noProof/>
-            <w:webHidden/>
-          </w:rPr>
-          <w:tab/>
-        </w:r>
-        <w:r>
-          <w:rPr>
-            <w:noProof/>
-            <w:webHidden/>
-          </w:rPr>
-          <w:fldChar w:fldCharType="begin"/>
-        </w:r>
-        <w:r>
-          <w:rPr>
-            <w:noProof/>
-            <w:webHidden/>
-          </w:rPr>
-          <w:instrText xml:space="preserve"> PAGEREF _Toc242892494 \h </w:instrText>
-        </w:r>
-        <w:r>
-          <w:rPr>
-            <w:noProof/>
-            <w:webHidden/>
-          </w:rPr>
-        </w:r>
-        <w:r>
-          <w:rPr>
-            <w:noProof/>
-            <w:webHidden/>
-          </w:rPr>
-          <w:fldChar w:fldCharType="separate"/>
-        </w:r>
-        <w:r>
-          <w:rPr>
-            <w:noProof/>
-            <w:webHidden/>
-          </w:rPr>
-          <w:t>20</w:t>
-        </w:r>
-        <w:r>
-          <w:rPr>
-            <w:noProof/>
-            <w:webHidden/>
-          </w:rPr>
-          <w:fldChar w:fldCharType="end"/>
-        </w:r>
-      </w:hyperlink>
-    </w:p>
-    <w:p>
-      <w:pPr>
-        <w:pStyle w:val="Tabladeilustraciones"/>
-        <w:tabs>
-          <w:tab w:val="right" w:leader="dot" w:pos="9020"/>
-        </w:tabs>
-        <w:rPr>
-          <w:rFonts w:asciiTheme="minorHAnsi" w:eastAsiaTheme="minorEastAsia" w:hAnsiTheme="minorHAnsi" w:cstheme="minorBidi"/>
-          <w:noProof/>
-          <w:sz w:val="22"/>
-          <w:lang w:val="es-MX" w:eastAsia="es-MX"/>
-        </w:rPr>
-      </w:pPr>
-      <w:hyperlink w:anchor="_Toc242892495" w:history="1">
-        <w:r>
-          <w:rPr>
-            <w:rStyle w:val="Hipervnculo"/>
-            <w:b/>
-            <w:bCs/>
-            <w:noProof/>
-          </w:rPr>
-          <w:t>Tabla 22. Requerimiento no funcional Protocolo de Arquitectura (SOAP)</w:t>
-        </w:r>
-        <w:r>
-          <w:rPr>
-            <w:noProof/>
-            <w:webHidden/>
-          </w:rPr>
-          <w:tab/>
-        </w:r>
-        <w:r>
-          <w:rPr>
-            <w:noProof/>
-            <w:webHidden/>
-          </w:rPr>
-          <w:fldChar w:fldCharType="begin"/>
-        </w:r>
-        <w:r>
-          <w:rPr>
-            <w:noProof/>
-            <w:webHidden/>
-          </w:rPr>
-          <w:instrText xml:space="preserve"> PAGEREF _Toc242892495 \h </w:instrText>
-        </w:r>
-        <w:r>
-          <w:rPr>
-            <w:noProof/>
-            <w:webHidden/>
-          </w:rPr>
-        </w:r>
-        <w:r>
-          <w:rPr>
-            <w:noProof/>
-            <w:webHidden/>
-          </w:rPr>
-          <w:fldChar w:fldCharType="separate"/>
-        </w:r>
-        <w:r>
-          <w:rPr>
-            <w:noProof/>
-            <w:webHidden/>
-          </w:rPr>
-          <w:t>21</w:t>
-        </w:r>
-        <w:r>
-          <w:rPr>
-            <w:noProof/>
-            <w:webHidden/>
-          </w:rPr>
-          <w:fldChar w:fldCharType="end"/>
-        </w:r>
-      </w:hyperlink>
-    </w:p>
-    <w:p>
-      <w:pPr>
-        <w:pStyle w:val="Tabladeilustraciones"/>
-        <w:tabs>
-          <w:tab w:val="right" w:leader="dot" w:pos="9020"/>
-        </w:tabs>
-        <w:rPr>
-          <w:rFonts w:asciiTheme="minorHAnsi" w:eastAsiaTheme="minorEastAsia" w:hAnsiTheme="minorHAnsi" w:cstheme="minorBidi"/>
-          <w:noProof/>
-          <w:sz w:val="22"/>
-          <w:lang w:val="es-MX" w:eastAsia="es-MX"/>
-        </w:rPr>
-      </w:pPr>
-      <w:hyperlink w:anchor="_Toc242892496" w:history="1">
-        <w:r>
-          <w:rPr>
-            <w:rStyle w:val="Hipervnculo"/>
-            <w:b/>
-            <w:bCs/>
-            <w:noProof/>
-          </w:rPr>
-          <w:t>Tabla 23. Requerimiento no funcional Especificación de Software.</w:t>
-        </w:r>
-        <w:r>
-          <w:rPr>
-            <w:noProof/>
-            <w:webHidden/>
-          </w:rPr>
-          <w:tab/>
-        </w:r>
-        <w:r>
-          <w:rPr>
-            <w:noProof/>
-            <w:webHidden/>
-          </w:rPr>
-          <w:fldChar w:fldCharType="begin"/>
-        </w:r>
-        <w:r>
-          <w:rPr>
-            <w:noProof/>
-            <w:webHidden/>
-          </w:rPr>
-          <w:instrText xml:space="preserve"> PAGEREF _Toc242892496 \h </w:instrText>
-        </w:r>
-        <w:r>
-          <w:rPr>
-            <w:noProof/>
-            <w:webHidden/>
-          </w:rPr>
-        </w:r>
-        <w:r>
-          <w:rPr>
-            <w:noProof/>
-            <w:webHidden/>
-          </w:rPr>
-          <w:fldChar w:fldCharType="separate"/>
-        </w:r>
-        <w:r>
-          <w:rPr>
-            <w:noProof/>
-            <w:webHidden/>
-          </w:rPr>
-          <w:t>21</w:t>
-        </w:r>
-        <w:r>
-          <w:rPr>
-            <w:noProof/>
-            <w:webHidden/>
-          </w:rPr>
-          <w:fldChar w:fldCharType="end"/>
-        </w:r>
-      </w:hyperlink>
-    </w:p>
-    <w:p>
-      <w:pPr>
-        <w:pStyle w:val="Tabladeilustraciones"/>
-        <w:tabs>
-          <w:tab w:val="right" w:leader="dot" w:pos="9020"/>
-        </w:tabs>
-        <w:rPr>
-          <w:rFonts w:asciiTheme="minorHAnsi" w:eastAsiaTheme="minorEastAsia" w:hAnsiTheme="minorHAnsi" w:cstheme="minorBidi"/>
-          <w:noProof/>
-          <w:sz w:val="22"/>
-          <w:lang w:val="es-MX" w:eastAsia="es-MX"/>
-        </w:rPr>
-      </w:pPr>
-      <w:hyperlink w:anchor="_Toc242892497" w:history="1">
+      <w:hyperlink w:anchor="_Toc243988581" w:history="1">
         <w:r>
           <w:rPr>
             <w:rStyle w:val="Hipervnculo"/>
@@ -9270,7 +9265,7 @@
             <w:noProof/>
             <w:webHidden/>
           </w:rPr>
-          <w:instrText xml:space="preserve"> PAGEREF _Toc242892497 \h </w:instrText>
+          <w:instrText xml:space="preserve"> PAGEREF _Toc243988581 \h </w:instrText>
         </w:r>
         <w:r>
           <w:rPr>
@@ -9290,7 +9285,7 @@
             <w:noProof/>
             <w:webHidden/>
           </w:rPr>
-          <w:t>21</w:t>
+          <w:t>18</w:t>
         </w:r>
         <w:r>
           <w:rPr>
@@ -9314,7 +9309,7 @@
           <w:lang w:val="es-MX" w:eastAsia="es-MX"/>
         </w:rPr>
       </w:pPr>
-      <w:hyperlink w:anchor="_Toc242892498" w:history="1">
+      <w:hyperlink w:anchor="_Toc243988582" w:history="1">
         <w:r>
           <w:rPr>
             <w:rStyle w:val="Hipervnculo"/>
@@ -9343,7 +9338,7 @@
             <w:noProof/>
             <w:webHidden/>
           </w:rPr>
-          <w:instrText xml:space="preserve"> PAGEREF _Toc242892498 \h </w:instrText>
+          <w:instrText xml:space="preserve"> PAGEREF _Toc243988582 \h </w:instrText>
         </w:r>
         <w:r>
           <w:rPr>
@@ -9363,7 +9358,7 @@
             <w:noProof/>
             <w:webHidden/>
           </w:rPr>
-          <w:t>21</w:t>
+          <w:t>18</w:t>
         </w:r>
         <w:r>
           <w:rPr>
@@ -9387,7 +9382,7 @@
           <w:lang w:val="es-MX" w:eastAsia="es-MX"/>
         </w:rPr>
       </w:pPr>
-      <w:hyperlink w:anchor="_Toc242892499" w:history="1">
+      <w:hyperlink w:anchor="_Toc243988583" w:history="1">
         <w:r>
           <w:rPr>
             <w:rStyle w:val="Hipervnculo"/>
@@ -9416,7 +9411,7 @@
             <w:noProof/>
             <w:webHidden/>
           </w:rPr>
-          <w:instrText xml:space="preserve"> PAGEREF _Toc242892499 \h </w:instrText>
+          <w:instrText xml:space="preserve"> PAGEREF _Toc243988583 \h </w:instrText>
         </w:r>
         <w:r>
           <w:rPr>
@@ -9436,7 +9431,7 @@
             <w:noProof/>
             <w:webHidden/>
           </w:rPr>
-          <w:t>21</w:t>
+          <w:t>18</w:t>
         </w:r>
         <w:r>
           <w:rPr>
@@ -9460,7 +9455,7 @@
           <w:lang w:val="es-MX" w:eastAsia="es-MX"/>
         </w:rPr>
       </w:pPr>
-      <w:hyperlink w:anchor="_Toc242892500" w:history="1">
+      <w:hyperlink w:anchor="_Toc243988584" w:history="1">
         <w:r>
           <w:rPr>
             <w:rStyle w:val="Hipervnculo"/>
@@ -9489,7 +9484,7 @@
             <w:noProof/>
             <w:webHidden/>
           </w:rPr>
-          <w:instrText xml:space="preserve"> PAGEREF _Toc242892500 \h </w:instrText>
+          <w:instrText xml:space="preserve"> PAGEREF _Toc243988584 \h </w:instrText>
         </w:r>
         <w:r>
           <w:rPr>
@@ -9509,7 +9504,7 @@
             <w:noProof/>
             <w:webHidden/>
           </w:rPr>
-          <w:t>22</w:t>
+          <w:t>19</w:t>
         </w:r>
         <w:r>
           <w:rPr>
@@ -9533,7 +9528,7 @@
           <w:lang w:val="es-MX" w:eastAsia="es-MX"/>
         </w:rPr>
       </w:pPr>
-      <w:hyperlink w:anchor="_Toc242892501" w:history="1">
+      <w:hyperlink w:anchor="_Toc243988585" w:history="1">
         <w:r>
           <w:rPr>
             <w:rStyle w:val="Hipervnculo"/>
@@ -9562,7 +9557,7 @@
             <w:noProof/>
             <w:webHidden/>
           </w:rPr>
-          <w:instrText xml:space="preserve"> PAGEREF _Toc242892501 \h </w:instrText>
+          <w:instrText xml:space="preserve"> PAGEREF _Toc243988585 \h </w:instrText>
         </w:r>
         <w:r>
           <w:rPr>
@@ -9582,7 +9577,7 @@
             <w:noProof/>
             <w:webHidden/>
           </w:rPr>
-          <w:t>22</w:t>
+          <w:t>19</w:t>
         </w:r>
         <w:r>
           <w:rPr>
@@ -9617,11 +9612,7 @@
         <w:t>área) en</w:t>
       </w:r>
       <w:r>
-        <w:t xml:space="preserve"> tiempo real, accediendo desde múltiples canales: aplicación de consola, aplicación de escritorio, aplicación web y aplicación </w:t>
-      </w:r>
-      <w:r>
-        <w:lastRenderedPageBreak/>
-        <w:t>móvil. El sistema deberá modernizar la forma en que los usuarios obtienen equivalencias de unidades al centralizar la lógica de conversión en una capa de servicios robusta y permitir la interoperabilidad entre los distintos clientes.</w:t>
+        <w:t xml:space="preserve"> tiempo real, accediendo desde múltiples canales: aplicación de consola, aplicación de escritorio, aplicación web y aplicación móvil. El sistema deberá modernizar la forma en que los usuarios obtienen equivalencias de unidades al centralizar la lógica de conversión en una capa de servicios robusta y permitir la interoperabilidad entre los distintos clientes.</w:t>
       </w:r>
     </w:p>
     <w:p>
@@ -9656,7 +9647,11 @@
         </w:numPr>
       </w:pPr>
       <w:r>
-        <w:t>Catálogo de Unidades: El sistema mantiene un catálogo organizado de categorías (longitud, peso, volumen, tiempo, temperatura, área) y para cada categoría, un conjunto de unidades con su factor de conversión a una unidad base.</w:t>
+        <w:t xml:space="preserve">Catálogo de Unidades: El sistema mantiene un catálogo organizado de categorías (longitud, peso, volumen, tiempo, temperatura, área) y para cada categoría, un conjunto de unidades con su factor de conversión a una unidad </w:t>
+      </w:r>
+      <w:r>
+        <w:lastRenderedPageBreak/>
+        <w:t>base.</w:t>
       </w:r>
     </w:p>
     <w:p>
@@ -9836,6 +9831,7 @@
     </w:p>
     <w:p>
       <w:r>
+        <w:lastRenderedPageBreak/>
         <w:t>•</w:t>
       </w:r>
       <w:r>
@@ -9850,15 +9846,6 @@
       <w:r>
         <w:tab/>
         <w:t>Para conversiones no lineales (temperatura entre °C, °F y K), el sistema aplica fórmulas matemáticas específicas.</w:t>
-      </w:r>
-    </w:p>
-    <w:p>
-      <w:r>
-        <w:t>•</w:t>
-      </w:r>
-      <w:r>
-        <w:tab/>
-        <w:t>Para conversiones de divisas, el sistema consume un servicio externo SOAP/REST que retorna los tipos de cambio actualizados en tiempo real.</w:t>
       </w:r>
     </w:p>
     <w:p>
@@ -9871,6 +9858,7 @@
     <w:p>
       <w:pPr>
         <w:sectPr>
+          <w:type w:val="continuous"/>
           <w:pgSz w:w="11910" w:h="16840"/>
           <w:pgMar w:top="1440" w:right="1440" w:bottom="1440" w:left="1440" w:header="0" w:footer="996" w:gutter="0"/>
           <w:pgBorders w:offsetFrom="page">
@@ -9894,10 +9882,9 @@
         <w:spacing w:before="0" w:after="0" w:line="240" w:lineRule="auto"/>
       </w:pPr>
       <w:bookmarkStart w:id="3" w:name="_bookmark1"/>
-      <w:bookmarkStart w:id="4" w:name="_Toc242892434"/>
+      <w:bookmarkStart w:id="4" w:name="_Toc243988518"/>
       <w:bookmarkEnd w:id="3"/>
       <w:r>
-        <w:lastRenderedPageBreak/>
         <w:t>Introducción</w:t>
       </w:r>
       <w:bookmarkEnd w:id="4"/>
@@ -9934,7 +9921,7 @@
         <w:spacing w:before="0" w:after="0" w:line="240" w:lineRule="auto"/>
       </w:pPr>
       <w:bookmarkStart w:id="5" w:name="_bookmark2"/>
-      <w:bookmarkStart w:id="6" w:name="_Toc242892435"/>
+      <w:bookmarkStart w:id="6" w:name="_Toc243988519"/>
       <w:bookmarkEnd w:id="5"/>
       <w:r>
         <w:t>Propósito</w:t>
@@ -10013,7 +10000,7 @@
         <w:spacing w:before="0" w:after="0" w:line="240" w:lineRule="auto"/>
       </w:pPr>
       <w:bookmarkStart w:id="8" w:name="_bookmark3"/>
-      <w:bookmarkStart w:id="9" w:name="_Toc242892436"/>
+      <w:bookmarkStart w:id="9" w:name="_Toc243988520"/>
       <w:bookmarkEnd w:id="8"/>
       <w:r>
         <w:t>Alcance</w:t>
@@ -10166,6 +10153,7 @@
         <w:spacing w:before="0" w:after="0"/>
       </w:pPr>
       <w:r>
+        <w:lastRenderedPageBreak/>
         <w:t>Consulta del catálogo de categorías y unidades.</w:t>
       </w:r>
     </w:p>
@@ -10215,11 +10203,7 @@
         <w:spacing w:before="0" w:after="0"/>
       </w:pPr>
       <w:r>
-        <w:t xml:space="preserve">De esta forma, las aplicaciones cliente pueden consumir el mismo servicio uniformemente y se asegura la integridad con un token de acceso, evitando la duplicación de código y </w:t>
-      </w:r>
-      <w:r>
-        <w:lastRenderedPageBreak/>
-        <w:t xml:space="preserve">simplificando el desarrollo. </w:t>
+        <w:t xml:space="preserve">De esta forma, las aplicaciones cliente pueden consumir el mismo servicio uniformemente y se asegura la integridad con un token de acceso, evitando la duplicación de código y simplificando el desarrollo. </w:t>
       </w:r>
     </w:p>
     <w:p>
@@ -10227,9 +10211,6 @@
         <w:spacing w:before="0" w:after="0"/>
         <w:jc w:val="left"/>
       </w:pPr>
-      <w:r>
-        <w:br w:type="page"/>
-      </w:r>
     </w:p>
     <w:p>
       <w:pPr>
@@ -10240,10 +10221,9 @@
         </w:numPr>
       </w:pPr>
       <w:bookmarkStart w:id="10" w:name="_bookmark4"/>
-      <w:bookmarkStart w:id="11" w:name="_Toc242892437"/>
+      <w:bookmarkStart w:id="11" w:name="_Toc243988521"/>
       <w:bookmarkEnd w:id="10"/>
       <w:r>
-        <w:lastRenderedPageBreak/>
         <w:t>Definiciones, Acrónimos y Abreviaturas</w:t>
       </w:r>
       <w:bookmarkEnd w:id="11"/>
@@ -10256,7 +10236,7 @@
           <w:numId w:val="20"/>
         </w:numPr>
       </w:pPr>
-      <w:bookmarkStart w:id="12" w:name="_Toc242892438"/>
+      <w:bookmarkStart w:id="12" w:name="_Toc243988522"/>
       <w:r>
         <w:t>Definiciones</w:t>
       </w:r>
@@ -10266,7 +10246,7 @@
       <w:pPr>
         <w:pStyle w:val="Descripcin"/>
       </w:pPr>
-      <w:bookmarkStart w:id="13" w:name="_Toc242892474"/>
+      <w:bookmarkStart w:id="13" w:name="_Toc243988558"/>
       <w:r>
         <w:t xml:space="preserve">Tabla </w:t>
       </w:r>
@@ -10711,6 +10691,7 @@
               <w:rPr>
                 <w:rFonts w:cs="Arial Narrow"/>
               </w:rPr>
+              <w:lastRenderedPageBreak/>
               <w:t>IDE de desarrollo</w:t>
             </w:r>
             <w:bookmarkEnd w:id="16"/>
@@ -10843,7 +10824,7 @@
           <w:numId w:val="20"/>
         </w:numPr>
       </w:pPr>
-      <w:bookmarkStart w:id="23" w:name="_Toc242892439"/>
+      <w:bookmarkStart w:id="23" w:name="_Toc243988523"/>
       <w:r>
         <w:t>Acrónimos y abreviaturas</w:t>
       </w:r>
@@ -10854,7 +10835,7 @@
       <w:pPr>
         <w:pStyle w:val="Descripcin"/>
       </w:pPr>
-      <w:bookmarkStart w:id="24" w:name="_Toc242892475"/>
+      <w:bookmarkStart w:id="24" w:name="_Toc243988559"/>
       <w:r>
         <w:t xml:space="preserve">Tabla </w:t>
       </w:r>
@@ -10973,7 +10954,6 @@
               <w:rPr>
                 <w:rFonts w:cs="Arial Narrow"/>
               </w:rPr>
-              <w:lastRenderedPageBreak/>
               <w:t>SOA</w:t>
             </w:r>
           </w:p>
@@ -11351,7 +11331,7 @@
           <w:numId w:val="20"/>
         </w:numPr>
       </w:pPr>
-      <w:bookmarkStart w:id="27" w:name="_Toc242892440"/>
+      <w:bookmarkStart w:id="27" w:name="_Toc243988524"/>
       <w:r>
         <w:t>Referencias</w:t>
       </w:r>
@@ -11361,7 +11341,7 @@
       <w:pPr>
         <w:pStyle w:val="Descripcin"/>
       </w:pPr>
-      <w:bookmarkStart w:id="28" w:name="_Toc242892476"/>
+      <w:bookmarkStart w:id="28" w:name="_Toc243988560"/>
       <w:r>
         <w:t xml:space="preserve">Tabla </w:t>
       </w:r>
@@ -11646,7 +11626,14 @@
               <w:rPr>
                 <w:rFonts w:asciiTheme="minorHAnsi" w:hAnsiTheme="minorHAnsi" w:cstheme="minorHAnsi"/>
               </w:rPr>
-              <w:t>Taller de casos de uso: Conversión de Unidades</w:t>
+              <w:t xml:space="preserve">Taller de casos de uso: Conversión </w:t>
+            </w:r>
+            <w:r>
+              <w:rPr>
+                <w:rFonts w:asciiTheme="minorHAnsi" w:hAnsiTheme="minorHAnsi" w:cstheme="minorHAnsi"/>
+              </w:rPr>
+              <w:lastRenderedPageBreak/>
+              <w:t>de Unidades</w:t>
             </w:r>
           </w:p>
         </w:tc>
@@ -11665,6 +11652,7 @@
               <w:rPr>
                 <w:rFonts w:asciiTheme="minorHAnsi" w:hAnsiTheme="minorHAnsi" w:cstheme="minorHAnsi"/>
               </w:rPr>
+              <w:lastRenderedPageBreak/>
               <w:t>01. UML/01. ERS</w:t>
             </w:r>
           </w:p>
@@ -11825,7 +11813,7 @@
           <w:numId w:val="20"/>
         </w:numPr>
       </w:pPr>
-      <w:bookmarkStart w:id="30" w:name="_Toc242892441"/>
+      <w:bookmarkStart w:id="30" w:name="_Toc243988525"/>
       <w:r>
         <w:t>Visión General del Documento</w:t>
       </w:r>
@@ -11866,14 +11854,7 @@
         <w:rPr>
           <w:rFonts w:cs="Calibri"/>
         </w:rPr>
-        <w:t xml:space="preserve">, con distintos mecanismos de soporte que permitirán realizar </w:t>
-      </w:r>
-      <w:r>
-        <w:rPr>
-          <w:rFonts w:cs="Calibri"/>
-        </w:rPr>
-        <w:lastRenderedPageBreak/>
-        <w:t>las adaptaciones, usos, restricciones y controles a cada sección.</w:t>
+        <w:t>, con distintos mecanismos de soporte que permitirán realizar las adaptaciones, usos, restricciones y controles a cada sección.</w:t>
       </w:r>
     </w:p>
     <w:p>
@@ -11891,7 +11872,7 @@
         <w:spacing w:before="0" w:after="0" w:line="240" w:lineRule="auto"/>
       </w:pPr>
       <w:bookmarkStart w:id="31" w:name="_bookmark7"/>
-      <w:bookmarkStart w:id="32" w:name="_Toc242892442"/>
+      <w:bookmarkStart w:id="32" w:name="_Toc243988526"/>
       <w:bookmarkEnd w:id="31"/>
       <w:r>
         <w:t>Descripción General</w:t>
@@ -11921,7 +11902,7 @@
         </w:numPr>
         <w:spacing w:before="0" w:after="0"/>
       </w:pPr>
-      <w:bookmarkStart w:id="33" w:name="_Toc242892443"/>
+      <w:bookmarkStart w:id="33" w:name="_Toc243988527"/>
       <w:r>
         <w:t>Perspectiva del Producto</w:t>
       </w:r>
@@ -11957,7 +11938,7 @@
         <w:spacing w:before="0" w:after="0"/>
       </w:pPr>
       <w:bookmarkStart w:id="34" w:name="_bookmark9"/>
-      <w:bookmarkStart w:id="35" w:name="_Toc242892444"/>
+      <w:bookmarkStart w:id="35" w:name="_Toc243988528"/>
       <w:bookmarkEnd w:id="34"/>
       <w:r>
         <w:t>Funciones del Producto</w:t>
@@ -12147,7 +12128,14 @@
         <w:rPr>
           <w:rFonts w:cs="Calibri"/>
         </w:rPr>
-        <w:t xml:space="preserve"> estandarizado de respuesta que indique si la operación tuvo éxito, el valor resultante y un mensaje informativo.</w:t>
+        <w:t xml:space="preserve"> estandarizado de respuesta que indique si la </w:t>
+      </w:r>
+      <w:r>
+        <w:rPr>
+          <w:rFonts w:cs="Calibri"/>
+        </w:rPr>
+        <w:lastRenderedPageBreak/>
+        <w:t>operación tuvo éxito, el valor resultante y un mensaje informativo.</w:t>
       </w:r>
     </w:p>
     <w:p>
@@ -12173,7 +12161,7 @@
       <w:pPr>
         <w:pStyle w:val="Descripcin"/>
       </w:pPr>
-      <w:bookmarkStart w:id="36" w:name="_Toc242892473"/>
+      <w:bookmarkStart w:id="36" w:name="_Toc243988557"/>
       <w:r>
         <w:rPr>
           <w:noProof/>
@@ -12228,7 +12216,6 @@
         </w:drawing>
       </w:r>
       <w:r>
-        <w:lastRenderedPageBreak/>
         <w:t xml:space="preserve">Ilustración </w:t>
       </w:r>
       <w:r>
@@ -12265,11 +12252,8 @@
           <w:szCs w:val="24"/>
         </w:rPr>
       </w:pPr>
-      <w:r>
-        <w:br w:type="page"/>
-      </w:r>
     </w:p>
-    <w:bookmarkStart w:id="37" w:name="_Toc242892445"/>
+    <w:bookmarkStart w:id="37" w:name="_Toc243988529"/>
     <w:p>
       <w:pPr>
         <w:pStyle w:val="Ttulo2"/>
@@ -12280,7 +12264,6 @@
           <w:noProof/>
           <w:lang w:val="es-EC" w:eastAsia="es-EC"/>
         </w:rPr>
-        <w:lastRenderedPageBreak/>
         <mc:AlternateContent>
           <mc:Choice Requires="wps">
             <w:drawing>
@@ -12394,7 +12377,7 @@
         <w:spacing w:before="0" w:after="0"/>
       </w:pPr>
       <w:bookmarkStart w:id="39" w:name="_bookmark11"/>
-      <w:bookmarkStart w:id="40" w:name="_Toc242892446"/>
+      <w:bookmarkStart w:id="40" w:name="_Toc243988530"/>
       <w:bookmarkEnd w:id="39"/>
       <w:r>
         <w:t>7.</w:t>
@@ -12437,7 +12420,7 @@
         <w:pStyle w:val="Descripcin"/>
         <w:spacing w:before="0" w:after="0"/>
       </w:pPr>
-      <w:bookmarkStart w:id="41" w:name="_Toc242892477"/>
+      <w:bookmarkStart w:id="41" w:name="_Toc243988561"/>
       <w:r>
         <w:t xml:space="preserve">Tabla </w:t>
       </w:r>
@@ -12606,7 +12589,7 @@
         <w:pStyle w:val="Ttulo2"/>
         <w:spacing w:before="0" w:after="0"/>
       </w:pPr>
-      <w:bookmarkStart w:id="43" w:name="_Toc242892447"/>
+      <w:bookmarkStart w:id="43" w:name="_Toc243988531"/>
       <w:r>
         <w:t xml:space="preserve">7.5 </w:t>
       </w:r>
@@ -12629,7 +12612,11 @@
         <w:t>.</w:t>
       </w:r>
       <w:r>
-        <w:t xml:space="preserve"> La interfaz externa principal del sistema es la capa de red que expone al servidor. A través de esta interfaz de red, los cuatro clientes se comunicarán con el servidor para intercambiar los mensajes de autenticación y datos de las conversiones. </w:t>
+        <w:t xml:space="preserve"> La interfaz externa principal del sistema es la capa de red que expone al servidor. A través de esta interfaz de red, los cuatro clientes se comunicarán con el servidor para </w:t>
+      </w:r>
+      <w:r>
+        <w:lastRenderedPageBreak/>
+        <w:t xml:space="preserve">intercambiar los mensajes de autenticación y datos de las conversiones. </w:t>
       </w:r>
     </w:p>
     <w:p>
@@ -12644,7 +12631,7 @@
         <w:pStyle w:val="Ttulo2"/>
         <w:spacing w:before="0" w:after="0"/>
       </w:pPr>
-      <w:bookmarkStart w:id="45" w:name="_Toc242892448"/>
+      <w:bookmarkStart w:id="45" w:name="_Toc243988532"/>
       <w:r>
         <w:t xml:space="preserve">7.6 </w:t>
       </w:r>
@@ -12806,11 +12793,7 @@
         <w:spacing w:before="0" w:after="0"/>
       </w:pPr>
       <w:r>
-        <w:t xml:space="preserve">Se mantiene la restricción de no implementar base de datos, toda la gestión de las </w:t>
-      </w:r>
-      <w:r>
-        <w:lastRenderedPageBreak/>
-        <w:t xml:space="preserve">conversiones y el control de token se manejará directamente en la memoria y lógica del código. </w:t>
+        <w:t xml:space="preserve">Se mantiene la restricción de no implementar base de datos, toda la gestión de las conversiones y el control de token se manejará directamente en la memoria y lógica del código. </w:t>
       </w:r>
     </w:p>
     <w:p>
@@ -12834,7 +12817,7 @@
         <w:spacing w:before="0" w:after="0"/>
       </w:pPr>
       <w:bookmarkStart w:id="46" w:name="_bookmark14"/>
-      <w:bookmarkStart w:id="47" w:name="_Toc242892449"/>
+      <w:bookmarkStart w:id="47" w:name="_Toc243988533"/>
       <w:bookmarkEnd w:id="46"/>
       <w:r>
         <w:t xml:space="preserve">7.7 </w:t>
@@ -12948,7 +12931,7 @@
           <w:numId w:val="20"/>
         </w:numPr>
       </w:pPr>
-      <w:bookmarkStart w:id="49" w:name="_Toc242892450"/>
+      <w:bookmarkStart w:id="49" w:name="_Toc243988534"/>
       <w:r>
         <w:t>Especificación de Requerimientos</w:t>
       </w:r>
@@ -12959,7 +12942,7 @@
         <w:pStyle w:val="Ttulo2"/>
       </w:pPr>
       <w:bookmarkStart w:id="50" w:name="_bookmark16"/>
-      <w:bookmarkStart w:id="51" w:name="_Toc242892451"/>
+      <w:bookmarkStart w:id="51" w:name="_Toc243988535"/>
       <w:bookmarkEnd w:id="50"/>
       <w:r>
         <w:t xml:space="preserve">8.1 </w:t>
@@ -12973,7 +12956,7 @@
       <w:pPr>
         <w:pStyle w:val="Ttulo3"/>
       </w:pPr>
-      <w:bookmarkStart w:id="52" w:name="_Toc242892452"/>
+      <w:bookmarkStart w:id="52" w:name="_Toc243988536"/>
       <w:r>
         <w:t xml:space="preserve">8.1.1 </w:t>
       </w:r>
@@ -13011,14 +12994,18 @@
         <w:t xml:space="preserve"> imágenes.</w:t>
       </w:r>
       <w:r>
-        <w:t xml:space="preserve"> La interfaz en consola constará un menú de opciones numéricas, donde los datos de conversión y credenciales de seguridad se ingresarán por teclado. Todas las interfaces, independientemente de su plataforma, deben ser intuitivas y estar diseñadas para capturar los tres parámetros obligatorios que exige el servidor, mostrando posteriormente de forma clara la respuesta estructurada. </w:t>
+        <w:t xml:space="preserve"> La interfaz en consola constará un menú de opciones numéricas, donde los datos de conversión y credenciales de seguridad se ingresarán por teclado. Todas las interfaces, independientemente de su plataforma, deben ser intuitivas y estar diseñadas para capturar los tres parámetros obligatorios que exige el servidor, </w:t>
+      </w:r>
+      <w:r>
+        <w:lastRenderedPageBreak/>
+        <w:t xml:space="preserve">mostrando posteriormente de forma clara la respuesta estructurada. </w:t>
       </w:r>
     </w:p>
     <w:p>
       <w:pPr>
         <w:pStyle w:val="Ttulo3"/>
       </w:pPr>
-      <w:bookmarkStart w:id="53" w:name="_Toc242892453"/>
+      <w:bookmarkStart w:id="53" w:name="_Toc243988537"/>
       <w:r>
         <w:t xml:space="preserve">8.1.2 </w:t>
       </w:r>
@@ -13031,7 +13018,7 @@
       <w:pPr>
         <w:pStyle w:val="Descripcin"/>
       </w:pPr>
-      <w:bookmarkStart w:id="54" w:name="_Toc242892478"/>
+      <w:bookmarkStart w:id="54" w:name="_Toc243988562"/>
       <w:r>
         <w:t xml:space="preserve">Tabla </w:t>
       </w:r>
@@ -13404,7 +13391,6 @@
                 <w:sz w:val="20"/>
                 <w:szCs w:val="20"/>
               </w:rPr>
-              <w:lastRenderedPageBreak/>
               <w:t>-Brillo: 250 cd/m²</w:t>
             </w:r>
           </w:p>
@@ -13426,7 +13412,6 @@
                 <w:sz w:val="20"/>
                 <w:szCs w:val="20"/>
               </w:rPr>
-              <w:lastRenderedPageBreak/>
               <w:t>El software deberá mostrar información al usuario a través de la pantalla.</w:t>
             </w:r>
           </w:p>
@@ -13936,7 +13921,7 @@
       <w:pPr>
         <w:pStyle w:val="Ttulo3"/>
       </w:pPr>
-      <w:bookmarkStart w:id="55" w:name="_Toc242892454"/>
+      <w:bookmarkStart w:id="55" w:name="_Toc243988538"/>
       <w:r>
         <w:t xml:space="preserve">8.1.3 </w:t>
       </w:r>
@@ -13949,7 +13934,7 @@
       <w:pPr>
         <w:pStyle w:val="Descripcin"/>
       </w:pPr>
-      <w:bookmarkStart w:id="56" w:name="_Toc242892479"/>
+      <w:bookmarkStart w:id="56" w:name="_Toc243988563"/>
       <w:r>
         <w:t xml:space="preserve">Tabla </w:t>
       </w:r>
@@ -13983,10 +13968,10 @@
         <w:tblLook w:val="04A0" w:firstRow="1" w:lastRow="0" w:firstColumn="1" w:lastColumn="0" w:noHBand="0" w:noVBand="1"/>
       </w:tblPr>
       <w:tblGrid>
-        <w:gridCol w:w="1821"/>
-        <w:gridCol w:w="4187"/>
-        <w:gridCol w:w="1795"/>
-        <w:gridCol w:w="1617"/>
+        <w:gridCol w:w="1455"/>
+        <w:gridCol w:w="5231"/>
+        <w:gridCol w:w="1436"/>
+        <w:gridCol w:w="1298"/>
       </w:tblGrid>
       <w:tr>
         <w:trPr>
@@ -14091,6 +14076,7 @@
               <w:cnfStyle w:val="000000100000" w:firstRow="0" w:lastRow="0" w:firstColumn="0" w:lastColumn="0" w:oddVBand="0" w:evenVBand="0" w:oddHBand="1" w:evenHBand="0" w:firstRowFirstColumn="0" w:firstRowLastColumn="0" w:lastRowFirstColumn="0" w:lastRowLastColumn="0"/>
             </w:pPr>
             <w:r>
+              <w:lastRenderedPageBreak/>
               <w:t>Fuente:</w:t>
             </w:r>
             <w:hyperlink r:id="rId14" w:history="1">
@@ -14134,7 +14120,12 @@
               <w:cnfStyle w:val="000000100000" w:firstRow="0" w:lastRow="0" w:firstColumn="0" w:lastColumn="0" w:oddVBand="0" w:evenVBand="0" w:oddHBand="1" w:evenHBand="0" w:firstRowFirstColumn="0" w:firstRowLastColumn="0" w:lastRowFirstColumn="0" w:lastRowLastColumn="0"/>
             </w:pPr>
             <w:r>
-              <w:t>Windows es el nombre de una familia de distribuciones de software para PC, smartphone, servidores y sistemas empotrados, desarrollados y vendidos por Microsoft y disponibles para múltiples arquitecturas, tales como x86 y ARM</w:t>
+              <w:lastRenderedPageBreak/>
+              <w:t xml:space="preserve">Windows es el nombre de </w:t>
+            </w:r>
+            <w:r>
+              <w:lastRenderedPageBreak/>
+              <w:t>una familia de distribuciones de software para PC, smartphone, servidores y sistemas empotrados, desarrollados y vendidos por Microsoft y disponibles para múltiples arquitecturas, tales como x86 y ARM</w:t>
             </w:r>
           </w:p>
         </w:tc>
@@ -14147,7 +14138,12 @@
               <w:cnfStyle w:val="000000100000" w:firstRow="0" w:lastRow="0" w:firstColumn="0" w:lastColumn="0" w:oddVBand="0" w:evenVBand="0" w:oddHBand="1" w:evenHBand="0" w:firstRowFirstColumn="0" w:firstRowLastColumn="0" w:lastRowFirstColumn="0" w:lastRowLastColumn="0"/>
             </w:pPr>
             <w:r>
-              <w:t xml:space="preserve">Es la plataforma sobre la cual se va a ejecutar </w:t>
+              <w:lastRenderedPageBreak/>
+              <w:t xml:space="preserve">Es la plataforma sobre la </w:t>
+            </w:r>
+            <w:r>
+              <w:lastRenderedPageBreak/>
+              <w:t xml:space="preserve">cual se va a ejecutar </w:t>
             </w:r>
             <w:r>
               <w:t>el servidor y los clientes de escritorio y consola</w:t>
@@ -14166,6 +14162,7 @@
               <w:jc w:val="left"/>
             </w:pPr>
             <w:r>
+              <w:lastRenderedPageBreak/>
               <w:t>Herramienta de desarrollo</w:t>
             </w:r>
           </w:p>
@@ -14203,10 +14200,16 @@
               <w:cnfStyle w:val="000000000000" w:firstRow="0" w:lastRow="0" w:firstColumn="0" w:lastColumn="0" w:oddVBand="0" w:evenVBand="0" w:oddHBand="0" w:evenHBand="0" w:firstRowFirstColumn="0" w:firstRowLastColumn="0" w:lastRowFirstColumn="0" w:lastRowLastColumn="0"/>
             </w:pPr>
             <w:r>
-              <w:lastRenderedPageBreak/>
               <w:t>Fuente: https://visualstudio.microsoft.com/</w:t>
             </w:r>
-            <w:hyperlink r:id="rId15" w:history="1"/>
+            <w:hyperlink r:id="rId15" w:history="1">
+              <w:r>
+                <w:rPr>
+                  <w:rStyle w:val="Hipervnculo"/>
+                </w:rPr>
+                <w:t>https://www.netbeanside.com/</w:t>
+              </w:r>
+            </w:hyperlink>
           </w:p>
           <w:p>
             <w:pPr>
@@ -14226,12 +14229,7 @@
               <w:cnfStyle w:val="000000000000" w:firstRow="0" w:lastRow="0" w:firstColumn="0" w:lastColumn="0" w:oddVBand="0" w:evenVBand="0" w:oddHBand="0" w:evenHBand="0" w:firstRowFirstColumn="0" w:firstRowLastColumn="0" w:lastRowFirstColumn="0" w:lastRowLastColumn="0"/>
             </w:pPr>
             <w:r>
-              <w:lastRenderedPageBreak/>
-              <w:t xml:space="preserve">Diseñar y generar interfaces y el funcionamiento del </w:t>
-            </w:r>
-            <w:r>
-              <w:lastRenderedPageBreak/>
-              <w:t>programa mediante el lenguaje de programación C#.</w:t>
+              <w:t>Diseñar y generar interfaces y el funcionamiento del programa mediante el lenguaje de programación C#.</w:t>
             </w:r>
           </w:p>
         </w:tc>
@@ -14244,12 +14242,7 @@
               <w:cnfStyle w:val="000000000000" w:firstRow="0" w:lastRow="0" w:firstColumn="0" w:lastColumn="0" w:oddVBand="0" w:evenVBand="0" w:oddHBand="0" w:evenHBand="0" w:firstRowFirstColumn="0" w:firstRowLastColumn="0" w:lastRowFirstColumn="0" w:lastRowLastColumn="0"/>
             </w:pPr>
             <w:r>
-              <w:lastRenderedPageBreak/>
-              <w:t xml:space="preserve">Herramienta que se utiliza para desarrollar aplicaciones </w:t>
-            </w:r>
-            <w:r>
-              <w:lastRenderedPageBreak/>
-              <w:t>Web, Móvil y de Escritorio para diferentes lenguajes de programación como son C#, C++, F# y Visual Basic entre otros</w:t>
+              <w:t>Herramienta que se utiliza para desarrollar aplicaciones Web, Móvil y de Escritorio para diferentes lenguajes de programación como son C#, C++, F# y Visual Basic entre otros</w:t>
             </w:r>
           </w:p>
         </w:tc>
@@ -14268,95 +14261,102 @@
               <w:jc w:val="left"/>
             </w:pPr>
             <w:r>
+              <w:t xml:space="preserve">Diseño de </w:t>
+            </w:r>
+            <w:r>
+              <w:t>diagramas UML</w:t>
+            </w:r>
+          </w:p>
+        </w:tc>
+        <w:tc>
+          <w:tcPr>
+            <w:tcW w:w="1730" w:type="pct"/>
+          </w:tcPr>
+          <w:p>
+            <w:pPr>
+              <w:cnfStyle w:val="000000100000" w:firstRow="0" w:lastRow="0" w:firstColumn="0" w:lastColumn="0" w:oddVBand="0" w:evenVBand="0" w:oddHBand="1" w:evenHBand="0" w:firstRowFirstColumn="0" w:firstRowLastColumn="0" w:lastRowFirstColumn="0" w:lastRowLastColumn="0"/>
+            </w:pPr>
+            <w:r>
+              <w:t>Nombre: Power Designer</w:t>
+            </w:r>
+          </w:p>
+          <w:p>
+            <w:pPr>
+              <w:cnfStyle w:val="000000100000" w:firstRow="0" w:lastRow="0" w:firstColumn="0" w:lastColumn="0" w:oddVBand="0" w:evenVBand="0" w:oddHBand="1" w:evenHBand="0" w:firstRowFirstColumn="0" w:firstRowLastColumn="0" w:lastRowFirstColumn="0" w:lastRowLastColumn="0"/>
+            </w:pPr>
+            <w:r>
+              <w:t>Desarrollador: SAP</w:t>
+            </w:r>
+          </w:p>
+          <w:p>
+            <w:pPr>
+              <w:cnfStyle w:val="000000100000" w:firstRow="0" w:lastRow="0" w:firstColumn="0" w:lastColumn="0" w:oddVBand="0" w:evenVBand="0" w:oddHBand="1" w:evenHBand="0" w:firstRowFirstColumn="0" w:firstRowLastColumn="0" w:lastRowFirstColumn="0" w:lastRowLastColumn="0"/>
+            </w:pPr>
+            <w:r>
+              <w:t xml:space="preserve">Version:16.5 </w:t>
+            </w:r>
+          </w:p>
+          <w:p>
+            <w:pPr>
+              <w:cnfStyle w:val="000000100000" w:firstRow="0" w:lastRow="0" w:firstColumn="0" w:lastColumn="0" w:oddVBand="0" w:evenVBand="0" w:oddHBand="1" w:evenHBand="0" w:firstRowFirstColumn="0" w:firstRowLastColumn="0" w:lastRowFirstColumn="0" w:lastRowLastColumn="0"/>
+            </w:pPr>
+            <w:r>
               <w:lastRenderedPageBreak/>
-              <w:t xml:space="preserve">Diseño de </w:t>
-            </w:r>
-            <w:r>
-              <w:t>diagramas UML</w:t>
-            </w:r>
-          </w:p>
-        </w:tc>
-        <w:tc>
-          <w:tcPr>
-            <w:tcW w:w="1730" w:type="pct"/>
-          </w:tcPr>
+              <w:t>Distribución: Pagada</w:t>
+            </w:r>
+          </w:p>
           <w:p>
             <w:pPr>
               <w:cnfStyle w:val="000000100000" w:firstRow="0" w:lastRow="0" w:firstColumn="0" w:lastColumn="0" w:oddVBand="0" w:evenVBand="0" w:oddHBand="1" w:evenHBand="0" w:firstRowFirstColumn="0" w:firstRowLastColumn="0" w:lastRowFirstColumn="0" w:lastRowLastColumn="0"/>
             </w:pPr>
             <w:r>
-              <w:t>Nombre: Power Designer</w:t>
+              <w:t xml:space="preserve">Precio: </w:t>
+            </w:r>
+            <w:r>
+              <w:t>$3750</w:t>
+            </w:r>
+            <w:r>
+              <w:t xml:space="preserve"> </w:t>
             </w:r>
           </w:p>
           <w:p>
             <w:pPr>
               <w:cnfStyle w:val="000000100000" w:firstRow="0" w:lastRow="0" w:firstColumn="0" w:lastColumn="0" w:oddVBand="0" w:evenVBand="0" w:oddHBand="1" w:evenHBand="0" w:firstRowFirstColumn="0" w:firstRowLastColumn="0" w:lastRowFirstColumn="0" w:lastRowLastColumn="0"/>
             </w:pPr>
-            <w:r>
-              <w:t>Desarrollador: SAP</w:t>
-            </w:r>
-          </w:p>
+          </w:p>
+        </w:tc>
+        <w:tc>
+          <w:tcPr>
+            <w:tcW w:w="1413" w:type="pct"/>
+          </w:tcPr>
           <w:p>
             <w:pPr>
               <w:cnfStyle w:val="000000100000" w:firstRow="0" w:lastRow="0" w:firstColumn="0" w:lastColumn="0" w:oddVBand="0" w:evenVBand="0" w:oddHBand="1" w:evenHBand="0" w:firstRowFirstColumn="0" w:firstRowLastColumn="0" w:lastRowFirstColumn="0" w:lastRowLastColumn="0"/>
             </w:pPr>
             <w:r>
-              <w:t xml:space="preserve">Version:16.5 </w:t>
-            </w:r>
-          </w:p>
+              <w:lastRenderedPageBreak/>
+              <w:t xml:space="preserve">Es una herramienta para el análisis, diseño </w:t>
+            </w:r>
+            <w:r>
+              <w:lastRenderedPageBreak/>
+              <w:t xml:space="preserve">inteligente y construcción sólida de una base de datos y un desarrollo orientado a modelos de datos a nivel físico y conceptual, que da a los desarrolladores </w:t>
+            </w:r>
+          </w:p>
+        </w:tc>
+        <w:tc>
+          <w:tcPr>
+            <w:tcW w:w="1080" w:type="pct"/>
+          </w:tcPr>
           <w:p>
             <w:pPr>
               <w:cnfStyle w:val="000000100000" w:firstRow="0" w:lastRow="0" w:firstColumn="0" w:lastColumn="0" w:oddVBand="0" w:evenVBand="0" w:oddHBand="1" w:evenHBand="0" w:firstRowFirstColumn="0" w:firstRowLastColumn="0" w:lastRowFirstColumn="0" w:lastRowLastColumn="0"/>
             </w:pPr>
             <w:r>
-              <w:t>Distribución: Pagada</w:t>
-            </w:r>
-          </w:p>
-          <w:p>
-            <w:pPr>
-              <w:cnfStyle w:val="000000100000" w:firstRow="0" w:lastRow="0" w:firstColumn="0" w:lastColumn="0" w:oddVBand="0" w:evenVBand="0" w:oddHBand="1" w:evenHBand="0" w:firstRowFirstColumn="0" w:firstRowLastColumn="0" w:lastRowFirstColumn="0" w:lastRowLastColumn="0"/>
-            </w:pPr>
-            <w:r>
-              <w:t xml:space="preserve">Precio: </w:t>
-            </w:r>
-            <w:r>
-              <w:t>$3750</w:t>
-            </w:r>
-            <w:r>
-              <w:t xml:space="preserve"> </w:t>
-            </w:r>
-          </w:p>
-          <w:p>
-            <w:pPr>
-              <w:cnfStyle w:val="000000100000" w:firstRow="0" w:lastRow="0" w:firstColumn="0" w:lastColumn="0" w:oddVBand="0" w:evenVBand="0" w:oddHBand="1" w:evenHBand="0" w:firstRowFirstColumn="0" w:firstRowLastColumn="0" w:lastRowFirstColumn="0" w:lastRowLastColumn="0"/>
-            </w:pPr>
-          </w:p>
-        </w:tc>
-        <w:tc>
-          <w:tcPr>
-            <w:tcW w:w="1413" w:type="pct"/>
-          </w:tcPr>
-          <w:p>
-            <w:pPr>
-              <w:cnfStyle w:val="000000100000" w:firstRow="0" w:lastRow="0" w:firstColumn="0" w:lastColumn="0" w:oddVBand="0" w:evenVBand="0" w:oddHBand="1" w:evenHBand="0" w:firstRowFirstColumn="0" w:firstRowLastColumn="0" w:lastRowFirstColumn="0" w:lastRowLastColumn="0"/>
-            </w:pPr>
-            <w:r>
-              <w:t xml:space="preserve">Es una herramienta para el análisis, diseño inteligente y construcción sólida de una base de datos y un desarrollo orientado a modelos de datos a nivel físico y conceptual, que da a los desarrolladores </w:t>
-            </w:r>
-          </w:p>
-        </w:tc>
-        <w:tc>
-          <w:tcPr>
-            <w:tcW w:w="1080" w:type="pct"/>
-          </w:tcPr>
-          <w:p>
-            <w:pPr>
-              <w:cnfStyle w:val="000000100000" w:firstRow="0" w:lastRow="0" w:firstColumn="0" w:lastColumn="0" w:oddVBand="0" w:evenVBand="0" w:oddHBand="1" w:evenHBand="0" w:firstRowFirstColumn="0" w:firstRowLastColumn="0" w:lastRowFirstColumn="0" w:lastRowLastColumn="0"/>
-            </w:pPr>
-            <w:r>
+              <w:lastRenderedPageBreak/>
               <w:t xml:space="preserve">El propósito de este programa en el </w:t>
             </w:r>
             <w:r>
+              <w:lastRenderedPageBreak/>
               <w:t>proyecto</w:t>
             </w:r>
             <w:r>
@@ -14379,6 +14379,7 @@
               <w:jc w:val="left"/>
             </w:pPr>
             <w:r>
+              <w:lastRenderedPageBreak/>
               <w:t>Especificación de software</w:t>
             </w:r>
           </w:p>
@@ -14410,7 +14411,14 @@
             <w:r>
               <w:t xml:space="preserve">Fuente: https://dotnet.microsoft.com/ </w:t>
             </w:r>
-            <w:hyperlink r:id="rId16" w:history="1"/>
+            <w:hyperlink r:id="rId16" w:history="1">
+              <w:r>
+                <w:rPr>
+                  <w:rStyle w:val="Hipervnculo"/>
+                </w:rPr>
+                <w:t>https://jakarta.ee/</w:t>
+              </w:r>
+            </w:hyperlink>
           </w:p>
           <w:p>
             <w:pPr>
@@ -14501,59 +14509,59 @@
             <w:r>
               <w:t>Fuente: https://github.com/CoreWCF/CoreWCF</w:t>
             </w:r>
-            <w:hyperlink r:id="rId17" w:history="1"/>
+            <w:hyperlink r:id="rId17" w:history="1">
+              <w:r>
+                <w:rPr>
+                  <w:rStyle w:val="Hipervnculo"/>
+                </w:rPr>
+                <w:t>https://www.payara.fish/</w:t>
+              </w:r>
+            </w:hyperlink>
           </w:p>
           <w:p>
             <w:pPr>
               <w:cnfStyle w:val="000000100000" w:firstRow="0" w:lastRow="0" w:firstColumn="0" w:lastColumn="0" w:oddVBand="0" w:evenVBand="0" w:oddHBand="1" w:evenHBand="0" w:firstRowFirstColumn="0" w:firstRowLastColumn="0" w:lastRowFirstColumn="0" w:lastRowLastColumn="0"/>
             </w:pPr>
             <w:r>
+              <w:t xml:space="preserve">Distribución: Código abierto </w:t>
+            </w:r>
+          </w:p>
+          <w:p>
+            <w:pPr>
+              <w:cnfStyle w:val="000000100000" w:firstRow="0" w:lastRow="0" w:firstColumn="0" w:lastColumn="0" w:oddVBand="0" w:evenVBand="0" w:oddHBand="1" w:evenHBand="0" w:firstRowFirstColumn="0" w:firstRowLastColumn="0" w:lastRowFirstColumn="0" w:lastRowLastColumn="0"/>
+            </w:pPr>
+            <w:r>
+              <w:t xml:space="preserve">Precio: Gratuito </w:t>
+            </w:r>
+          </w:p>
+        </w:tc>
+        <w:tc>
+          <w:tcPr>
+            <w:tcW w:w="1413" w:type="pct"/>
+          </w:tcPr>
+          <w:p>
+            <w:pPr>
+              <w:cnfStyle w:val="000000100000" w:firstRow="0" w:lastRow="0" w:firstColumn="0" w:lastColumn="0" w:oddVBand="0" w:evenVBand="0" w:oddHBand="1" w:evenHBand="0" w:firstRowFirstColumn="0" w:firstRowLastColumn="0" w:lastRowFirstColumn="0" w:lastRowLastColumn="0"/>
+            </w:pPr>
+            <w:r>
+              <w:t>Servidor web multiplataforma y de código abierto sobre el que CoreWCF publica los servicios SOAP de forma segura y robusta.</w:t>
+            </w:r>
+          </w:p>
+        </w:tc>
+        <w:tc>
+          <w:tcPr>
+            <w:tcW w:w="1080" w:type="pct"/>
+          </w:tcPr>
+          <w:p>
+            <w:pPr>
+              <w:cnfStyle w:val="000000100000" w:firstRow="0" w:lastRow="0" w:firstColumn="0" w:lastColumn="0" w:oddVBand="0" w:evenVBand="0" w:oddHBand="1" w:evenHBand="0" w:firstRowFirstColumn="0" w:firstRowLastColumn="0" w:lastRowFirstColumn="0" w:lastRowLastColumn="0"/>
+            </w:pPr>
+            <w:r>
+              <w:t xml:space="preserve">Alojar, compilar y mantener en ejecución el proyecto del backend. Es el encargado de exponer los servicios en la red </w:t>
+            </w:r>
+            <w:r>
               <w:lastRenderedPageBreak/>
-              <w:t xml:space="preserve">Distribución: Código abierto </w:t>
-            </w:r>
-          </w:p>
-          <w:p>
-            <w:pPr>
-              <w:cnfStyle w:val="000000100000" w:firstRow="0" w:lastRow="0" w:firstColumn="0" w:lastColumn="0" w:oddVBand="0" w:evenVBand="0" w:oddHBand="1" w:evenHBand="0" w:firstRowFirstColumn="0" w:firstRowLastColumn="0" w:lastRowFirstColumn="0" w:lastRowLastColumn="0"/>
-            </w:pPr>
-            <w:r>
-              <w:t xml:space="preserve">Precio: Gratuito </w:t>
-            </w:r>
-          </w:p>
-        </w:tc>
-        <w:tc>
-          <w:tcPr>
-            <w:tcW w:w="1413" w:type="pct"/>
-          </w:tcPr>
-          <w:p>
-            <w:pPr>
-              <w:cnfStyle w:val="000000100000" w:firstRow="0" w:lastRow="0" w:firstColumn="0" w:lastColumn="0" w:oddVBand="0" w:evenVBand="0" w:oddHBand="1" w:evenHBand="0" w:firstRowFirstColumn="0" w:firstRowLastColumn="0" w:lastRowFirstColumn="0" w:lastRowLastColumn="0"/>
-            </w:pPr>
-            <w:r>
-              <w:lastRenderedPageBreak/>
-              <w:t xml:space="preserve">Servidor web multiplataforma y de código abierto sobre el que CoreWCF publica los servicios </w:t>
-            </w:r>
-            <w:r>
-              <w:lastRenderedPageBreak/>
-              <w:t>SOAP de forma segura y robusta.</w:t>
-            </w:r>
-          </w:p>
-        </w:tc>
-        <w:tc>
-          <w:tcPr>
-            <w:tcW w:w="1080" w:type="pct"/>
-          </w:tcPr>
-          <w:p>
-            <w:pPr>
-              <w:cnfStyle w:val="000000100000" w:firstRow="0" w:lastRow="0" w:firstColumn="0" w:lastColumn="0" w:oddVBand="0" w:evenVBand="0" w:oddHBand="1" w:evenHBand="0" w:firstRowFirstColumn="0" w:firstRowLastColumn="0" w:lastRowFirstColumn="0" w:lastRowLastColumn="0"/>
-            </w:pPr>
-            <w:r>
-              <w:lastRenderedPageBreak/>
-              <w:t xml:space="preserve">Alojar, compilar y mantener en ejecución el proyecto del backend. Es el encargado de exponer </w:t>
-            </w:r>
-            <w:r>
-              <w:lastRenderedPageBreak/>
-              <w:t>los servicios en la red para que los cuatro clientes puedan conectarse.</w:t>
+              <w:t>para que los cuatro clientes puedan conectarse.</w:t>
             </w:r>
           </w:p>
         </w:tc>
@@ -14563,7 +14571,7 @@
       <w:pPr>
         <w:pStyle w:val="Ttulo3"/>
       </w:pPr>
-      <w:bookmarkStart w:id="57" w:name="_Toc242892455"/>
+      <w:bookmarkStart w:id="57" w:name="_Toc243988539"/>
       <w:r>
         <w:lastRenderedPageBreak/>
         <w:t>8</w:t>
@@ -14665,7 +14673,7 @@
       <w:pPr>
         <w:pStyle w:val="Ttulo2"/>
       </w:pPr>
-      <w:bookmarkStart w:id="58" w:name="_Toc242892456"/>
+      <w:bookmarkStart w:id="58" w:name="_Toc243988540"/>
       <w:r>
         <w:t xml:space="preserve">8.2 </w:t>
       </w:r>
@@ -14678,7 +14686,7 @@
       <w:pPr>
         <w:pStyle w:val="Ttulo3"/>
       </w:pPr>
-      <w:bookmarkStart w:id="59" w:name="_Toc242892457"/>
+      <w:bookmarkStart w:id="59" w:name="_Toc243988541"/>
       <w:r>
         <w:t>8.2.1. Objetivo General</w:t>
       </w:r>
@@ -14729,7 +14737,7 @@
           <w:lang w:val="es-EC"/>
         </w:rPr>
       </w:pPr>
-      <w:bookmarkStart w:id="60" w:name="_Toc242892480"/>
+      <w:bookmarkStart w:id="60" w:name="_Toc243988564"/>
       <w:r>
         <w:t xml:space="preserve">Tabla </w:t>
       </w:r>
@@ -14891,7 +14899,7 @@
       <w:pPr>
         <w:pStyle w:val="Descripcin"/>
       </w:pPr>
-      <w:bookmarkStart w:id="61" w:name="_Toc242892481"/>
+      <w:bookmarkStart w:id="61" w:name="_Toc243988565"/>
       <w:r>
         <w:t xml:space="preserve">Tabla </w:t>
       </w:r>
@@ -15059,7 +15067,7 @@
       <w:pPr>
         <w:pStyle w:val="Descripcin"/>
       </w:pPr>
-      <w:bookmarkStart w:id="62" w:name="_Toc242892482"/>
+      <w:bookmarkStart w:id="62" w:name="_Toc243988566"/>
       <w:r>
         <w:t xml:space="preserve">Tabla </w:t>
       </w:r>
@@ -15225,7 +15233,7 @@
       <w:pPr>
         <w:pStyle w:val="Ttulo3"/>
       </w:pPr>
-      <w:bookmarkStart w:id="63" w:name="_Toc242892458"/>
+      <w:bookmarkStart w:id="63" w:name="_Toc243988542"/>
       <w:r>
         <w:t>8.2.3. Actores</w:t>
       </w:r>
@@ -15235,7 +15243,7 @@
       <w:pPr>
         <w:pStyle w:val="Descripcin"/>
       </w:pPr>
-      <w:bookmarkStart w:id="64" w:name="_Toc242892483"/>
+      <w:bookmarkStart w:id="64" w:name="_Toc243988567"/>
       <w:r>
         <w:t xml:space="preserve">Tabla </w:t>
       </w:r>
@@ -15447,7 +15455,7 @@
       <w:pPr>
         <w:pStyle w:val="Descripcin"/>
       </w:pPr>
-      <w:bookmarkStart w:id="65" w:name="_Toc242892484"/>
+      <w:bookmarkStart w:id="65" w:name="_Toc243988568"/>
       <w:r>
         <w:t xml:space="preserve">Tabla </w:t>
       </w:r>
@@ -15662,7 +15670,7 @@
       <w:pPr>
         <w:pStyle w:val="Descripcin"/>
       </w:pPr>
-      <w:bookmarkStart w:id="66" w:name="_Toc242892485"/>
+      <w:bookmarkStart w:id="66" w:name="_Toc243988569"/>
       <w:r>
         <w:t xml:space="preserve">Tabla </w:t>
       </w:r>
@@ -15877,7 +15885,7 @@
       <w:pPr>
         <w:pStyle w:val="Descripcin"/>
       </w:pPr>
-      <w:bookmarkStart w:id="67" w:name="_Toc242892486"/>
+      <w:bookmarkStart w:id="67" w:name="_Toc243988570"/>
       <w:r>
         <w:t xml:space="preserve">Tabla </w:t>
       </w:r>
@@ -16092,7 +16100,7 @@
       <w:pPr>
         <w:pStyle w:val="Descripcin"/>
       </w:pPr>
-      <w:bookmarkStart w:id="68" w:name="_Toc242892487"/>
+      <w:bookmarkStart w:id="68" w:name="_Toc243988571"/>
       <w:r>
         <w:t xml:space="preserve">Tabla </w:t>
       </w:r>
@@ -16307,7 +16315,7 @@
       <w:pPr>
         <w:pStyle w:val="Ttulo3"/>
       </w:pPr>
-      <w:bookmarkStart w:id="69" w:name="_Toc242892459"/>
+      <w:bookmarkStart w:id="69" w:name="_Toc243988543"/>
       <w:r>
         <w:t>8.2.4. Lista de requisitos funcionales</w:t>
       </w:r>
@@ -16334,7 +16342,7 @@
       <w:pPr>
         <w:pStyle w:val="Descripcin"/>
       </w:pPr>
-      <w:bookmarkStart w:id="70" w:name="_Toc242892488"/>
+      <w:bookmarkStart w:id="70" w:name="_Toc243988572"/>
       <w:r>
         <w:t xml:space="preserve">Tabla </w:t>
       </w:r>
@@ -16762,7 +16770,7 @@
       <w:pPr>
         <w:pStyle w:val="Ttulo3"/>
       </w:pPr>
-      <w:bookmarkStart w:id="71" w:name="_Toc242892460"/>
+      <w:bookmarkStart w:id="71" w:name="_Toc243988544"/>
       <w:r>
         <w:t>8.2.5 Requisitos Funcionales</w:t>
       </w:r>
@@ -16786,7 +16794,7 @@
       <w:pPr>
         <w:pStyle w:val="Descripcin"/>
       </w:pPr>
-      <w:bookmarkStart w:id="72" w:name="_Toc242892489"/>
+      <w:bookmarkStart w:id="72" w:name="_Toc243988573"/>
       <w:r>
         <w:t xml:space="preserve">Tabla </w:t>
       </w:r>
@@ -17222,7 +17230,7 @@
           <w:rFonts w:ascii="Verdana" w:hAnsi="Verdana" w:cstheme="minorHAnsi"/>
         </w:rPr>
       </w:pPr>
-      <w:bookmarkStart w:id="73" w:name="_Toc242892490"/>
+      <w:bookmarkStart w:id="73" w:name="_Toc243988574"/>
       <w:r>
         <w:t xml:space="preserve">Tabla </w:t>
       </w:r>
@@ -17649,7 +17657,7 @@
           <w:rFonts w:ascii="Verdana" w:hAnsi="Verdana" w:cstheme="minorHAnsi"/>
         </w:rPr>
       </w:pPr>
-      <w:bookmarkStart w:id="74" w:name="_Toc242892491"/>
+      <w:bookmarkStart w:id="74" w:name="_Toc243988575"/>
       <w:r>
         <w:t xml:space="preserve">Tabla </w:t>
       </w:r>
@@ -18073,7 +18081,7 @@
           <w:rFonts w:ascii="Verdana" w:hAnsi="Verdana" w:cstheme="minorHAnsi"/>
         </w:rPr>
       </w:pPr>
-      <w:bookmarkStart w:id="75" w:name="_Toc242892492"/>
+      <w:bookmarkStart w:id="75" w:name="_Toc243988576"/>
       <w:r>
         <w:t xml:space="preserve">Tabla </w:t>
       </w:r>
@@ -18497,7 +18505,7 @@
           <w:rFonts w:ascii="Verdana" w:hAnsi="Verdana" w:cstheme="minorHAnsi"/>
         </w:rPr>
       </w:pPr>
-      <w:bookmarkStart w:id="76" w:name="_Toc242892493"/>
+      <w:bookmarkStart w:id="76" w:name="_Toc243988577"/>
       <w:r>
         <w:t xml:space="preserve">Tabla </w:t>
       </w:r>
@@ -18918,7 +18926,7 @@
           <w:rFonts w:ascii="Verdana" w:hAnsi="Verdana" w:cstheme="minorHAnsi"/>
         </w:rPr>
       </w:pPr>
-      <w:bookmarkStart w:id="77" w:name="_Toc242892494"/>
+      <w:bookmarkStart w:id="77" w:name="_Toc243988578"/>
       <w:r>
         <w:t xml:space="preserve">Tabla </w:t>
       </w:r>
@@ -19337,7 +19345,7 @@
       <w:pPr>
         <w:pStyle w:val="Ttulo2"/>
       </w:pPr>
-      <w:bookmarkStart w:id="78" w:name="_Toc242892461"/>
+      <w:bookmarkStart w:id="78" w:name="_Toc243988545"/>
       <w:r>
         <w:t xml:space="preserve">8.3 </w:t>
       </w:r>
@@ -19357,7 +19365,7 @@
         <w:pStyle w:val="Ttulo3"/>
       </w:pPr>
       <w:bookmarkStart w:id="79" w:name="_Toc58077507"/>
-      <w:bookmarkStart w:id="80" w:name="_Toc242892462"/>
+      <w:bookmarkStart w:id="80" w:name="_Toc243988546"/>
       <w:r>
         <w:t xml:space="preserve">8.3.1 </w:t>
       </w:r>
@@ -19395,7 +19403,7 @@
           <w:iCs w:val="0"/>
         </w:rPr>
       </w:pPr>
-      <w:bookmarkStart w:id="81" w:name="_Toc242892495"/>
+      <w:bookmarkStart w:id="81" w:name="_Toc243988579"/>
       <w:r>
         <w:rPr>
           <w:b/>
@@ -19718,7 +19726,7 @@
           <w:iCs w:val="0"/>
         </w:rPr>
       </w:pPr>
-      <w:bookmarkStart w:id="82" w:name="_Toc242892496"/>
+      <w:bookmarkStart w:id="82" w:name="_Toc243988580"/>
       <w:r>
         <w:rPr>
           <w:b/>
@@ -20033,7 +20041,7 @@
         <w:pStyle w:val="Descripcin"/>
         <w:spacing w:before="0" w:after="0"/>
       </w:pPr>
-      <w:bookmarkStart w:id="83" w:name="_Toc242892497"/>
+      <w:bookmarkStart w:id="83" w:name="_Toc243988581"/>
       <w:r>
         <w:rPr>
           <w:b/>
@@ -20364,7 +20372,7 @@
           <w:iCs w:val="0"/>
         </w:rPr>
       </w:pPr>
-      <w:bookmarkStart w:id="84" w:name="_Toc242892498"/>
+      <w:bookmarkStart w:id="84" w:name="_Toc243988582"/>
       <w:r>
         <w:rPr>
           <w:b/>
@@ -20696,7 +20704,7 @@
           <w:iCs w:val="0"/>
         </w:rPr>
       </w:pPr>
-      <w:bookmarkStart w:id="85" w:name="_Toc242892499"/>
+      <w:bookmarkStart w:id="85" w:name="_Toc243988583"/>
       <w:r>
         <w:rPr>
           <w:b/>
@@ -20999,7 +21007,7 @@
           <w:iCs w:val="0"/>
         </w:rPr>
       </w:pPr>
-      <w:bookmarkStart w:id="86" w:name="_Toc242892500"/>
+      <w:bookmarkStart w:id="86" w:name="_Toc243988584"/>
       <w:r>
         <w:rPr>
           <w:b/>
@@ -21291,7 +21299,7 @@
           <w:iCs w:val="0"/>
         </w:rPr>
       </w:pPr>
-      <w:bookmarkStart w:id="87" w:name="_Toc242892501"/>
+      <w:bookmarkStart w:id="87" w:name="_Toc243988585"/>
       <w:r>
         <w:rPr>
           <w:b/>
@@ -21690,7 +21698,7 @@
       <w:pPr>
         <w:pStyle w:val="Ttulo2"/>
       </w:pPr>
-      <w:bookmarkStart w:id="88" w:name="_Toc242892463"/>
+      <w:bookmarkStart w:id="88" w:name="_Toc243988547"/>
       <w:r>
         <w:t xml:space="preserve">8.4 </w:t>
       </w:r>
@@ -21703,7 +21711,7 @@
       <w:pPr>
         <w:pStyle w:val="Ttulo3"/>
       </w:pPr>
-      <w:bookmarkStart w:id="89" w:name="_Toc242892464"/>
+      <w:bookmarkStart w:id="89" w:name="_Toc243988548"/>
       <w:r>
         <w:t xml:space="preserve">8.4.1 </w:t>
       </w:r>
@@ -21749,7 +21757,7 @@
       </w:pPr>
       <w:bookmarkStart w:id="91" w:name="_2xcytpi" w:colFirst="0" w:colLast="0"/>
       <w:bookmarkStart w:id="92" w:name="_Toc58077511"/>
-      <w:bookmarkStart w:id="93" w:name="_Toc242892465"/>
+      <w:bookmarkStart w:id="93" w:name="_Toc243988549"/>
       <w:bookmarkEnd w:id="91"/>
       <w:r>
         <w:t xml:space="preserve">8.4.2 Restricciones de </w:t>
@@ -21861,7 +21869,7 @@
         <w:pStyle w:val="Ttulo3"/>
       </w:pPr>
       <w:bookmarkStart w:id="94" w:name="_Toc58077512"/>
-      <w:bookmarkStart w:id="95" w:name="_Toc242892466"/>
+      <w:bookmarkStart w:id="95" w:name="_Toc243988550"/>
       <w:r>
         <w:t xml:space="preserve">8.4.3 </w:t>
       </w:r>
@@ -21949,7 +21957,7 @@
       </w:pPr>
       <w:bookmarkStart w:id="96" w:name="_Toc23846806"/>
       <w:bookmarkStart w:id="97" w:name="_Toc58077513"/>
-      <w:bookmarkStart w:id="98" w:name="_Toc242892467"/>
+      <w:bookmarkStart w:id="98" w:name="_Toc243988551"/>
       <w:r>
         <w:t xml:space="preserve">9. </w:t>
       </w:r>
@@ -21966,7 +21974,7 @@
       </w:pPr>
       <w:bookmarkStart w:id="99" w:name="_Toc23846807"/>
       <w:bookmarkStart w:id="100" w:name="_Toc58077514"/>
-      <w:bookmarkStart w:id="101" w:name="_Toc242892468"/>
+      <w:bookmarkStart w:id="101" w:name="_Toc243988552"/>
       <w:r>
         <w:t>9.1. Requisitos de Interfaces Externas</w:t>
       </w:r>
@@ -21979,7 +21987,7 @@
         <w:pStyle w:val="Ttulo3"/>
       </w:pPr>
       <w:bookmarkStart w:id="102" w:name="_Toc58077515"/>
-      <w:bookmarkStart w:id="103" w:name="_Toc242892469"/>
+      <w:bookmarkStart w:id="103" w:name="_Toc243988553"/>
       <w:r>
         <w:t>9.1.1. Interfaces de Usuario</w:t>
       </w:r>
@@ -22142,7 +22150,7 @@
       <w:pPr>
         <w:pStyle w:val="Ttulo3"/>
       </w:pPr>
-      <w:bookmarkStart w:id="105" w:name="_Toc242892470"/>
+      <w:bookmarkStart w:id="105" w:name="_Toc243988554"/>
       <w:r>
         <w:t>9.1.2. Interfaces de Hardware</w:t>
       </w:r>
@@ -22194,7 +22202,7 @@
         <w:pStyle w:val="Ttulo3"/>
       </w:pPr>
       <w:bookmarkStart w:id="106" w:name="_Toc58077517"/>
-      <w:bookmarkStart w:id="107" w:name="_Toc242892471"/>
+      <w:bookmarkStart w:id="107" w:name="_Toc243988555"/>
       <w:r>
         <w:t>9.1.3. Interfaces de Software</w:t>
       </w:r>
@@ -22230,7 +22238,7 @@
         <w:pStyle w:val="Ttulo3"/>
       </w:pPr>
       <w:bookmarkStart w:id="108" w:name="_Toc58077518"/>
-      <w:bookmarkStart w:id="109" w:name="_Toc242892472"/>
+      <w:bookmarkStart w:id="109" w:name="_Toc243988556"/>
       <w:r>
         <w:lastRenderedPageBreak/>
         <w:t>9.1.4. Interfaces de Comunicación</w:t>
@@ -22409,6 +22417,7 @@
       </w:r>
     </w:p>
     <w:sectPr>
+      <w:type w:val="continuous"/>
       <w:pgSz w:w="11910" w:h="16840"/>
       <w:pgMar w:top="740" w:right="1320" w:bottom="1180" w:left="1160" w:header="0" w:footer="996" w:gutter="0"/>
       <w:pgBorders w:offsetFrom="page">
@@ -22418,6 +22427,7 @@
         <w:right w:val="twistedLines1" w:sz="15" w:space="24" w:color="auto"/>
       </w:pgBorders>
       <w:cols w:space="720"/>
+      <w:docGrid w:linePitch="326"/>
     </w:sectPr>
   </w:body>
 </w:document>
